--- a/data/JustSignEmailTemplate.docx
+++ b/data/JustSignEmailTemplate.docx
@@ -9,55 +9,52 @@
         <w:jc w:val="center"/>
         <w:outlineLvl w:val="1"/>
         <w:rPr>
-          <w:rFonts w:ascii="Trebuchet MS" w:hAnsi="Trebuchet MS" w:cs="Aptos"/>
-          <w:b/>
-          <w:bCs/>
-          <w:color w:val="BFBFBF" w:themeColor="background1" w:themeShade="BF"/>
-          <w:kern w:val="36"/>
-          <w:lang/>
-        </w:rPr>
-      </w:pPr>
-      <w:r>
-        <w:rPr>
-          <w:rFonts w:ascii="Trebuchet MS" w:hAnsi="Trebuchet MS" w:cs="Aptos"/>
-          <w:b/>
-          <w:bCs/>
-          <w:color w:val="BFBFBF" w:themeColor="background1" w:themeShade="BF"/>
-          <w:kern w:val="36"/>
-          <w:lang/>
-        </w:rPr>
-        <w:t>Diese E-Mail wurde automatisch generiert. Bitte nicht auf diese Nachricht antworten.</w:t>
-      </w:r>
-    </w:p>
-    <w:p>
-      <w:pPr>
-        <w:shd w:val="clear" w:color="auto" w:fill="FFFFFF"/>
-        <w:spacing w:after="675"/>
-        <w:jc w:val="center"/>
-        <w:outlineLvl w:val="1"/>
-        <w:rPr>
-          <w:rFonts w:cs="Aptos" w:asciiTheme="majorHAnsi" w:hAnsiTheme="majorHAnsi"/>
+          <w:rFonts w:asciiTheme="majorHAnsi" w:hAnsiTheme="majorHAnsi" w:cs="Aptos"/>
           <w:b/>
           <w:bCs/>
           <w:color w:val="001155"/>
           <w:kern w:val="36"/>
           <w:sz w:val="42"/>
           <w:szCs w:val="42"/>
-          <w:lang/>
         </w:rPr>
       </w:pPr>
       <w:r>
         <w:rPr>
-          <w:rFonts w:cs="Aptos" w:asciiTheme="majorHAnsi" w:hAnsiTheme="majorHAnsi"/>
+          <w:rFonts w:asciiTheme="majorHAnsi" w:hAnsiTheme="majorHAnsi" w:cs="Aptos"/>
           <w:b/>
           <w:bCs/>
           <w:color w:val="001155"/>
           <w:kern w:val="36"/>
           <w:sz w:val="42"/>
           <w:szCs w:val="42"/>
-          <w:lang/>
         </w:rPr>
-        <w:t>Sie haben den Signaturprozess erfolgreich gestartet!</w:t>
+        <w:t>{{</w:t>
+      </w:r>
+      <w:proofErr w:type="spellStart"/>
+      <w:r>
+        <w:rPr>
+          <w:rFonts w:asciiTheme="majorHAnsi" w:hAnsiTheme="majorHAnsi" w:cs="Aptos"/>
+          <w:b/>
+          <w:bCs/>
+          <w:color w:val="001155"/>
+          <w:kern w:val="36"/>
+          <w:sz w:val="42"/>
+          <w:szCs w:val="42"/>
+        </w:rPr>
+        <w:t>Process_receipt_title</w:t>
+      </w:r>
+      <w:proofErr w:type="spellEnd"/>
+      <w:r>
+        <w:rPr>
+          <w:rFonts w:asciiTheme="majorHAnsi" w:hAnsiTheme="majorHAnsi" w:cs="Aptos"/>
+          <w:b/>
+          <w:bCs/>
+          <w:color w:val="001155"/>
+          <w:kern w:val="36"/>
+          <w:sz w:val="42"/>
+          <w:szCs w:val="42"/>
+        </w:rPr>
+        <w:t>}}</w:t>
       </w:r>
       <w:r>
         <w:rPr>
@@ -70,18 +67,15 @@
     <w:p>
       <w:pPr>
         <w:spacing w:after="0"/>
-        <w:jc w:val="center"/>
         <w:rPr>
           <w:sz w:val="24"/>
           <w:szCs w:val="24"/>
-          <w:lang/>
         </w:rPr>
       </w:pPr>
       <w:r>
         <w:rPr>
           <w:sz w:val="24"/>
           <w:szCs w:val="24"/>
-          <w:lang/>
         </w:rPr>
         <w:t>Dieses Dokument best</w:t>
       </w:r>
@@ -89,7 +83,6 @@
         <w:rPr>
           <w:sz w:val="24"/>
           <w:szCs w:val="24"/>
-          <w:lang/>
         </w:rPr>
         <w:t>ä</w:t>
       </w:r>
@@ -97,7 +90,6 @@
         <w:rPr>
           <w:sz w:val="24"/>
           <w:szCs w:val="24"/>
-          <w:lang/>
         </w:rPr>
         <w:t>tigt den Start Ihres digitalen Signaturprozesses.</w:t>
       </w:r>
@@ -116,82 +108,154 @@
         <w:spacing w:after="0"/>
         <w:jc w:val="center"/>
         <w:rPr>
-          <w:rFonts w:cs="Aptos" w:asciiTheme="majorHAnsi" w:hAnsiTheme="majorHAnsi"/>
+          <w:rFonts w:asciiTheme="majorHAnsi" w:hAnsiTheme="majorHAnsi" w:cs="Aptos"/>
           <w:b/>
           <w:bCs/>
           <w:color w:val="001155"/>
           <w:kern w:val="36"/>
           <w:sz w:val="32"/>
           <w:szCs w:val="32"/>
-          <w:lang/>
         </w:rPr>
       </w:pPr>
       <w:r>
         <w:rPr>
-          <w:rFonts w:cs="Aptos" w:asciiTheme="majorHAnsi" w:hAnsiTheme="majorHAnsi"/>
+          <w:rFonts w:asciiTheme="majorHAnsi" w:hAnsiTheme="majorHAnsi" w:cs="Aptos"/>
           <w:b/>
           <w:bCs/>
           <w:color w:val="001155"/>
           <w:kern w:val="36"/>
           <w:sz w:val="32"/>
           <w:szCs w:val="32"/>
-          <w:lang/>
         </w:rPr>
-        <w:t>1) Was Sie gemacht haben</w:t>
+        <w:t>{{</w:t>
       </w:r>
-    </w:p>
-    <w:p>
-      <w:pPr>
-        <w:spacing w:after="0"/>
-        <w:jc w:val="center"/>
-        <w:rPr>
-          <w:lang w:val="de-CH"/>
-        </w:rPr>
-      </w:pPr>
+      <w:proofErr w:type="spellStart"/>
       <w:r>
         <w:rPr>
-          <w:lang/>
-        </w:rPr>
-        <w:t>Ihr Dokument wurde vorbereitet und der Signaturablauf wurde gestartet.</w:t>
-      </w:r>
-    </w:p>
-    <w:p>
-      <w:pPr>
-        <w:spacing w:after="0"/>
-        <w:jc w:val="center"/>
-        <w:rPr>
-          <w:lang w:val="de-CH"/>
-        </w:rPr>
-      </w:pPr>
-    </w:p>
-    <w:p>
-      <w:pPr>
-        <w:spacing w:after="0"/>
-        <w:jc w:val="center"/>
-        <w:rPr>
-          <w:rFonts w:cs="Aptos" w:asciiTheme="majorHAnsi" w:hAnsiTheme="majorHAnsi"/>
+          <w:rFonts w:asciiTheme="majorHAnsi" w:hAnsiTheme="majorHAnsi" w:cs="Aptos"/>
           <w:b/>
           <w:bCs/>
           <w:color w:val="001155"/>
           <w:kern w:val="36"/>
           <w:sz w:val="32"/>
           <w:szCs w:val="32"/>
-          <w:lang/>
         </w:rPr>
-      </w:pPr>
+        <w:t>summary</w:t>
+      </w:r>
+      <w:proofErr w:type="spellEnd"/>
       <w:r>
         <w:rPr>
-          <w:rFonts w:cs="Aptos" w:asciiTheme="majorHAnsi" w:hAnsiTheme="majorHAnsi"/>
+          <w:rFonts w:asciiTheme="majorHAnsi" w:hAnsiTheme="majorHAnsi" w:cs="Aptos"/>
           <w:b/>
           <w:bCs/>
           <w:color w:val="001155"/>
           <w:kern w:val="36"/>
           <w:sz w:val="32"/>
           <w:szCs w:val="32"/>
-          <w:lang/>
         </w:rPr>
-        <w:t>2) Wie es weitergeht</w:t>
+        <w:t>}}</w:t>
       </w:r>
+    </w:p>
+    <w:p>
+      <w:pPr>
+        <w:spacing w:after="0"/>
+      </w:pPr>
+    </w:p>
+    <w:p>
+      <w:pPr>
+        <w:spacing w:after="0"/>
+      </w:pPr>
+    </w:p>
+    <w:p>
+      <w:pPr>
+        <w:spacing w:after="0"/>
+        <w:rPr>
+          <w:lang w:val="de-CH"/>
+        </w:rPr>
+      </w:pPr>
+      <w:r>
+        <w:t>Ihr Dokument wurde vorbereitet und der Signaturablauf wurde gestartet.</w:t>
+      </w:r>
+    </w:p>
+    <w:p>
+      <w:pPr>
+        <w:spacing w:after="0"/>
+        <w:jc w:val="center"/>
+        <w:rPr>
+          <w:lang w:val="de-CH"/>
+        </w:rPr>
+      </w:pPr>
+    </w:p>
+    <w:p>
+      <w:pPr>
+        <w:spacing w:after="0"/>
+        <w:jc w:val="center"/>
+        <w:rPr>
+          <w:rFonts w:asciiTheme="majorHAnsi" w:hAnsiTheme="majorHAnsi" w:cs="Aptos"/>
+          <w:b/>
+          <w:bCs/>
+          <w:color w:val="001155"/>
+          <w:kern w:val="36"/>
+          <w:sz w:val="32"/>
+          <w:szCs w:val="32"/>
+        </w:rPr>
+      </w:pPr>
+      <w:r>
+        <w:rPr>
+          <w:rFonts w:asciiTheme="majorHAnsi" w:hAnsiTheme="majorHAnsi" w:cs="Aptos"/>
+          <w:b/>
+          <w:bCs/>
+          <w:color w:val="001155"/>
+          <w:kern w:val="36"/>
+          <w:sz w:val="32"/>
+          <w:szCs w:val="32"/>
+        </w:rPr>
+        <w:t>{{</w:t>
+      </w:r>
+      <w:proofErr w:type="spellStart"/>
+      <w:r>
+        <w:rPr>
+          <w:rFonts w:asciiTheme="majorHAnsi" w:hAnsiTheme="majorHAnsi" w:cs="Aptos"/>
+          <w:b/>
+          <w:bCs/>
+          <w:color w:val="001155"/>
+          <w:kern w:val="36"/>
+          <w:sz w:val="32"/>
+          <w:szCs w:val="32"/>
+        </w:rPr>
+        <w:t>next-steps</w:t>
+      </w:r>
+      <w:proofErr w:type="spellEnd"/>
+      <w:r>
+        <w:rPr>
+          <w:rFonts w:asciiTheme="majorHAnsi" w:hAnsiTheme="majorHAnsi" w:cs="Aptos"/>
+          <w:b/>
+          <w:bCs/>
+          <w:color w:val="001155"/>
+          <w:kern w:val="36"/>
+          <w:sz w:val="32"/>
+          <w:szCs w:val="32"/>
+        </w:rPr>
+        <w:t>}}</w:t>
+      </w:r>
+    </w:p>
+    <w:p>
+      <w:pPr>
+        <w:pStyle w:val="Listenabsatz"/>
+        <w:spacing w:after="0"/>
+        <w:rPr>
+          <w:lang w:val="de-CH"/>
+        </w:rPr>
+      </w:pPr>
+    </w:p>
+    <w:p>
+      <w:pPr>
+        <w:pStyle w:val="Listenabsatz"/>
+        <w:spacing w:after="0"/>
+        <w:rPr>
+          <w:lang w:val="de-CH"/>
+        </w:rPr>
+      </w:pPr>
     </w:p>
     <w:p>
       <w:pPr>
@@ -201,15 +265,11 @@
           <w:numId w:val="11"/>
         </w:numPr>
         <w:spacing w:after="0"/>
-        <w:jc w:val="center"/>
         <w:rPr>
           <w:lang w:val="de-CH"/>
         </w:rPr>
       </w:pPr>
       <w:r>
-        <w:rPr>
-          <w:lang/>
-        </w:rPr>
         <w:t>Unterzeichner erhalten ihre Einladungen</w:t>
       </w:r>
     </w:p>
@@ -221,15 +281,8 @@
           <w:numId w:val="11"/>
         </w:numPr>
         <w:spacing w:after="0"/>
-        <w:jc w:val="center"/>
-        <w:rPr>
-          <w:lang/>
-        </w:rPr>
       </w:pPr>
       <w:r>
-        <w:rPr>
-          <w:lang/>
-        </w:rPr>
         <w:t>Sie signieren das Dokument.</w:t>
       </w:r>
     </w:p>
@@ -241,15 +294,8 @@
           <w:numId w:val="11"/>
         </w:numPr>
         <w:spacing w:after="0"/>
-        <w:jc w:val="center"/>
-        <w:rPr>
-          <w:lang/>
-        </w:rPr>
       </w:pPr>
       <w:r>
-        <w:rPr>
-          <w:lang/>
-        </w:rPr>
         <w:t>Wenn der Status</w:t>
       </w:r>
       <w:r>
@@ -259,9 +305,6 @@
         <w:t xml:space="preserve"> </w:t>
       </w:r>
       <w:r>
-        <w:rPr>
-          <w:lang/>
-        </w:rPr>
         <w:t>COMPLETED ist, haben alle Unterzeichner eine unterschriebene Kopie erhalten. F</w:t>
       </w:r>
       <w:r>
@@ -271,9 +314,6 @@
         <w:t>ü</w:t>
       </w:r>
       <w:r>
-        <w:rPr>
-          <w:lang/>
-        </w:rPr>
         <w:t>r die</w:t>
       </w:r>
       <w:r>
@@ -283,9 +323,6 @@
         <w:t xml:space="preserve"> </w:t>
       </w:r>
       <w:r>
-        <w:rPr>
-          <w:lang/>
-        </w:rPr>
         <w:t>Archivierung lassen Sie sich das signierte Dokument weiterleiten.</w:t>
       </w:r>
     </w:p>
@@ -303,111 +340,84 @@
         <w:spacing w:after="0"/>
         <w:jc w:val="center"/>
         <w:rPr>
-          <w:rFonts w:cs="Aptos" w:asciiTheme="majorHAnsi" w:hAnsiTheme="majorHAnsi"/>
+          <w:rFonts w:asciiTheme="majorHAnsi" w:hAnsiTheme="majorHAnsi" w:cs="Aptos"/>
           <w:b/>
           <w:bCs/>
           <w:color w:val="001155"/>
           <w:kern w:val="36"/>
           <w:sz w:val="32"/>
           <w:szCs w:val="32"/>
-          <w:lang/>
+          <w:lang w:val="de-CH"/>
         </w:rPr>
       </w:pPr>
       <w:r>
         <w:rPr>
-          <w:rFonts w:cs="Aptos" w:asciiTheme="majorHAnsi" w:hAnsiTheme="majorHAnsi"/>
+          <w:rFonts w:asciiTheme="majorHAnsi" w:hAnsiTheme="majorHAnsi" w:cs="Aptos"/>
           <w:b/>
           <w:bCs/>
           <w:color w:val="001155"/>
           <w:kern w:val="36"/>
           <w:sz w:val="32"/>
           <w:szCs w:val="32"/>
-          <w:lang/>
-        </w:rPr>
-        <w:t>3) Process-ID</w:t>
-      </w:r>
-    </w:p>
-    <w:p>
-      <w:pPr>
-        <w:spacing w:after="0"/>
-        <w:jc w:val="center"/>
-        <w:rPr>
           <w:lang w:val="de-CH"/>
         </w:rPr>
-      </w:pPr>
+        <w:t>{{</w:t>
+      </w:r>
+      <w:proofErr w:type="spellStart"/>
       <w:r>
         <w:rPr>
-          <w:lang/>
-        </w:rPr>
-        <w:t>3b1e8506-2e66-45c3-b3d1-f8af566fdf84</w:t>
-      </w:r>
-    </w:p>
-    <w:p>
-      <w:pPr>
-        <w:spacing w:after="0"/>
-        <w:jc w:val="center"/>
-        <w:rPr>
-          <w:lang w:val="de-CH"/>
-        </w:rPr>
-      </w:pPr>
-    </w:p>
-    <w:p>
-      <w:pPr>
-        <w:spacing w:after="0"/>
-        <w:jc w:val="center"/>
-        <w:rPr>
-          <w:rFonts w:cs="Aptos" w:asciiTheme="majorHAnsi" w:hAnsiTheme="majorHAnsi"/>
+          <w:rFonts w:asciiTheme="majorHAnsi" w:hAnsiTheme="majorHAnsi" w:cs="Aptos"/>
           <w:b/>
           <w:bCs/>
           <w:color w:val="001155"/>
           <w:kern w:val="36"/>
           <w:sz w:val="32"/>
           <w:szCs w:val="32"/>
-          <w:lang/>
+          <w:lang w:val="de-CH"/>
         </w:rPr>
-      </w:pPr>
+        <w:t>process-id</w:t>
+      </w:r>
+      <w:proofErr w:type="spellEnd"/>
       <w:r>
         <w:rPr>
-          <w:rFonts w:cs="Aptos" w:asciiTheme="majorHAnsi" w:hAnsiTheme="majorHAnsi"/>
+          <w:rFonts w:asciiTheme="majorHAnsi" w:hAnsiTheme="majorHAnsi" w:cs="Aptos"/>
           <w:b/>
           <w:bCs/>
           <w:color w:val="001155"/>
           <w:kern w:val="36"/>
           <w:sz w:val="32"/>
           <w:szCs w:val="32"/>
-          <w:lang/>
+          <w:lang w:val="de-CH"/>
         </w:rPr>
-        <w:t>4) So verwenden Sie die Process-ID</w:t>
+        <w:t xml:space="preserve"> </w:t>
       </w:r>
-    </w:p>
-    <w:p>
-      <w:pPr>
-        <w:spacing w:after="0"/>
-        <w:jc w:val="center"/>
-        <w:rPr>
-          <w:lang/>
-        </w:rPr>
-      </w:pPr>
+      <w:proofErr w:type="spellStart"/>
       <w:r>
         <w:rPr>
-          <w:lang/>
+          <w:rFonts w:asciiTheme="majorHAnsi" w:hAnsiTheme="majorHAnsi" w:cs="Aptos"/>
+          <w:b/>
+          <w:bCs/>
+          <w:color w:val="001155"/>
+          <w:kern w:val="36"/>
+          <w:sz w:val="32"/>
+          <w:szCs w:val="32"/>
+          <w:lang w:val="de-CH"/>
         </w:rPr>
-        <w:t>Nutzen Sie diese Process-ID im justSign Status Checker, um den Fortschritt zu sehen. Geben Sie</w:t>
+        <w:t>titel</w:t>
       </w:r>
-    </w:p>
-    <w:p>
-      <w:pPr>
-        <w:spacing w:after="0"/>
-        <w:jc w:val="center"/>
-        <w:rPr>
-          <w:lang/>
-        </w:rPr>
-      </w:pPr>
+      <w:proofErr w:type="spellEnd"/>
       <w:r>
         <w:rPr>
-          <w:lang/>
+          <w:rFonts w:asciiTheme="majorHAnsi" w:hAnsiTheme="majorHAnsi" w:cs="Aptos"/>
+          <w:b/>
+          <w:bCs/>
+          <w:color w:val="001155"/>
+          <w:kern w:val="36"/>
+          <w:sz w:val="32"/>
+          <w:szCs w:val="32"/>
+          <w:lang w:val="de-CH"/>
         </w:rPr>
-        <w:t>diese Process-ID bei jeder Support-Anfrage an.</w:t>
+        <w:t>}}</w:t>
       </w:r>
     </w:p>
     <w:p>
@@ -424,14 +434,199 @@
         <w:spacing w:after="0"/>
         <w:jc w:val="center"/>
         <w:rPr>
+          <w:lang w:val="de-CH"/>
+        </w:rPr>
+      </w:pPr>
+    </w:p>
+    <w:p>
+      <w:pPr>
+        <w:spacing w:after="0"/>
+        <w:jc w:val="center"/>
+        <w:rPr>
+          <w:lang w:val="de-CH"/>
+        </w:rPr>
+      </w:pPr>
+      <w:r>
+        <w:rPr>
+          <w:lang w:val="de-CH"/>
+        </w:rPr>
+        <w:t>{{</w:t>
+      </w:r>
+      <w:proofErr w:type="spellStart"/>
+      <w:r>
+        <w:rPr>
+          <w:lang w:val="de-CH"/>
+        </w:rPr>
+        <w:t>processID</w:t>
+      </w:r>
+      <w:proofErr w:type="spellEnd"/>
+      <w:r>
+        <w:rPr>
+          <w:lang w:val="de-CH"/>
+        </w:rPr>
+        <w:t>}}</w:t>
+      </w:r>
+      <w:r>
+        <w:rPr>
+          <w:lang w:val="de-CH"/>
+        </w:rPr>
+        <w:t>4</w:t>
+      </w:r>
+    </w:p>
+    <w:p>
+      <w:pPr>
+        <w:spacing w:after="0"/>
+        <w:jc w:val="center"/>
+        <w:rPr>
+          <w:lang w:val="de-CH"/>
+        </w:rPr>
+      </w:pPr>
+    </w:p>
+    <w:p>
+      <w:pPr>
+        <w:spacing w:after="0"/>
+        <w:jc w:val="center"/>
+        <w:rPr>
+          <w:rFonts w:asciiTheme="majorHAnsi" w:hAnsiTheme="majorHAnsi" w:cs="Aptos"/>
+          <w:b/>
+          <w:bCs/>
+          <w:color w:val="001155"/>
+          <w:kern w:val="36"/>
+          <w:sz w:val="32"/>
+          <w:szCs w:val="32"/>
+        </w:rPr>
+      </w:pPr>
+      <w:r>
+        <w:rPr>
+          <w:rFonts w:asciiTheme="majorHAnsi" w:hAnsiTheme="majorHAnsi" w:cs="Aptos"/>
+          <w:b/>
+          <w:bCs/>
+          <w:color w:val="001155"/>
+          <w:kern w:val="36"/>
+          <w:sz w:val="32"/>
+          <w:szCs w:val="32"/>
+        </w:rPr>
+        <w:t>{{</w:t>
+      </w:r>
+      <w:proofErr w:type="spellStart"/>
+      <w:r>
+        <w:rPr>
+          <w:rFonts w:asciiTheme="majorHAnsi" w:hAnsiTheme="majorHAnsi" w:cs="Aptos"/>
+          <w:b/>
+          <w:bCs/>
+          <w:color w:val="001155"/>
+          <w:kern w:val="36"/>
+          <w:sz w:val="32"/>
+          <w:szCs w:val="32"/>
+        </w:rPr>
+        <w:t>how-to-use-processId</w:t>
+      </w:r>
+      <w:proofErr w:type="spellEnd"/>
+      <w:r>
+        <w:rPr>
+          <w:rFonts w:asciiTheme="majorHAnsi" w:hAnsiTheme="majorHAnsi" w:cs="Aptos"/>
+          <w:b/>
+          <w:bCs/>
+          <w:color w:val="001155"/>
+          <w:kern w:val="36"/>
+          <w:sz w:val="32"/>
+          <w:szCs w:val="32"/>
+        </w:rPr>
+        <w:t xml:space="preserve"> </w:t>
+      </w:r>
+      <w:proofErr w:type="spellStart"/>
+      <w:r>
+        <w:rPr>
+          <w:rFonts w:asciiTheme="majorHAnsi" w:hAnsiTheme="majorHAnsi" w:cs="Aptos"/>
+          <w:b/>
+          <w:bCs/>
+          <w:color w:val="001155"/>
+          <w:kern w:val="36"/>
+          <w:sz w:val="32"/>
+          <w:szCs w:val="32"/>
+        </w:rPr>
+        <w:t>titel</w:t>
+      </w:r>
+      <w:proofErr w:type="spellEnd"/>
+      <w:r>
+        <w:rPr>
+          <w:rFonts w:asciiTheme="majorHAnsi" w:hAnsiTheme="majorHAnsi" w:cs="Aptos"/>
+          <w:b/>
+          <w:bCs/>
+          <w:color w:val="001155"/>
+          <w:kern w:val="36"/>
+          <w:sz w:val="32"/>
+          <w:szCs w:val="32"/>
+        </w:rPr>
+        <w:t>}}</w:t>
+      </w:r>
+    </w:p>
+    <w:p>
+      <w:pPr>
+        <w:spacing w:after="0"/>
+        <w:jc w:val="center"/>
+      </w:pPr>
+    </w:p>
+    <w:p>
+      <w:pPr>
+        <w:spacing w:after="0"/>
+        <w:jc w:val="center"/>
+      </w:pPr>
+    </w:p>
+    <w:p>
+      <w:pPr>
+        <w:spacing w:after="0"/>
+        <w:jc w:val="center"/>
+      </w:pPr>
+      <w:r>
+        <w:t xml:space="preserve">Nutzen Sie diese </w:t>
+      </w:r>
+      <w:proofErr w:type="spellStart"/>
+      <w:r>
+        <w:t>Process</w:t>
+      </w:r>
+      <w:proofErr w:type="spellEnd"/>
+      <w:r>
+        <w:t xml:space="preserve">-ID im </w:t>
+      </w:r>
+      <w:proofErr w:type="spellStart"/>
+      <w:r>
+        <w:t>justSign</w:t>
+      </w:r>
+      <w:proofErr w:type="spellEnd"/>
+      <w:r>
+        <w:t xml:space="preserve"> Status Checker, um den Fortschritt zu sehen. Geben Sie</w:t>
+      </w:r>
+    </w:p>
+    <w:p>
+      <w:pPr>
+        <w:spacing w:after="0"/>
+        <w:jc w:val="center"/>
+      </w:pPr>
+      <w:r>
+        <w:t>diese Process-ID bei jeder Support-Anfrage an.</w:t>
+      </w:r>
+    </w:p>
+    <w:p>
+      <w:pPr>
+        <w:spacing w:after="0"/>
+        <w:jc w:val="center"/>
+        <w:rPr>
+          <w:lang w:val="de-CH"/>
+        </w:rPr>
+      </w:pPr>
+    </w:p>
+    <w:p>
+      <w:pPr>
+        <w:spacing w:after="0"/>
+        <w:jc w:val="center"/>
+        <w:rPr>
           <w:u w:val="single"/>
-          <w:lang/>
         </w:rPr>
       </w:pPr>
       <w:r>
         <w:rPr>
           <w:u w:val="single"/>
-          <w:lang/>
         </w:rPr>
         <w:t>Status-Checker-URL:</w:t>
       </w:r>
@@ -440,19 +635,10 @@
       <w:pPr>
         <w:spacing w:after="0"/>
         <w:jc w:val="center"/>
-        <w:rPr>
-          <w:lang w:val="de-CH"/>
-        </w:rPr>
-      </w:pPr>
-      <w:hyperlink w:history="1" r:id="rId11">
-        <w:r>
-          <w:rPr>
-            <w:rStyle w:val="Hyperlink"/>
-            <w:lang/>
-          </w:rPr>
-          <w:t>http://localhost/status?processId=3b1e8506-2e66-45c3-b3d1-f8af566fdf84</w:t>
-        </w:r>
-      </w:hyperlink>
+      </w:pPr>
+      <w:r>
+        <w:t>{{url}}</w:t>
+      </w:r>
     </w:p>
     <w:p>
       <w:pPr>
@@ -468,9 +654,31 @@
         <w:rPr>
           <w:sz w:val="18"/>
           <w:szCs w:val="18"/>
-          <w:lang/>
         </w:rPr>
-        <w:t>Erstellt am: 2026-03-05 14:46:35 UTC</w:t>
+        <w:t xml:space="preserve">Erstellt am: </w:t>
+      </w:r>
+      <w:r>
+        <w:rPr>
+          <w:sz w:val="18"/>
+          <w:szCs w:val="18"/>
+        </w:rPr>
+        <w:t>{{</w:t>
+      </w:r>
+      <w:proofErr w:type="spellStart"/>
+      <w:r>
+        <w:rPr>
+          <w:sz w:val="18"/>
+          <w:szCs w:val="18"/>
+        </w:rPr>
+        <w:t>datetime</w:t>
+      </w:r>
+      <w:proofErr w:type="spellEnd"/>
+      <w:r>
+        <w:rPr>
+          <w:sz w:val="18"/>
+          <w:szCs w:val="18"/>
+        </w:rPr>
+        <w:t>}}</w:t>
       </w:r>
     </w:p>
     <w:p>
@@ -487,86 +695,65 @@
         <w:spacing w:after="0"/>
         <w:jc w:val="center"/>
         <w:rPr>
-          <w:lang w:val="de-CH"/>
-        </w:rPr>
-      </w:pPr>
-    </w:p>
-    <w:p>
-      <w:pPr>
-        <w:spacing w:after="0"/>
-        <w:jc w:val="center"/>
-        <w:rPr>
-          <w:lang w:val="de-CH"/>
-        </w:rPr>
-      </w:pPr>
-    </w:p>
-    <w:p>
-      <w:pPr>
-        <w:spacing w:after="0"/>
-        <w:jc w:val="center"/>
-        <w:rPr>
-          <w:rFonts w:ascii="TheSans Swisscom" w:hAnsi="TheSans Swisscom" w:cs="Aptos" w:asciiTheme="majorAscii" w:hAnsiTheme="majorAscii"/>
-          <w:b w:val="1"/>
-          <w:bCs w:val="1"/>
+          <w:rFonts w:asciiTheme="majorHAnsi" w:hAnsiTheme="majorHAnsi" w:cs="Aptos"/>
+          <w:b/>
+          <w:bCs/>
           <w:color w:val="001155"/>
           <w:kern w:val="36"/>
           <w:sz w:val="32"/>
           <w:szCs w:val="32"/>
-          <w:lang/>
         </w:rPr>
       </w:pPr>
       <w:r>
         <w:rPr>
-          <w:rFonts w:ascii="TheSans Swisscom" w:hAnsi="TheSans Swisscom" w:cs="Aptos" w:asciiTheme="majorAscii" w:hAnsiTheme="majorAscii"/>
-          <w:b w:val="1"/>
-          <w:bCs w:val="1"/>
+          <w:rFonts w:asciiTheme="majorHAnsi" w:hAnsiTheme="majorHAnsi" w:cs="Aptos"/>
+          <w:b/>
+          <w:bCs/>
           <w:color w:val="001155"/>
           <w:kern w:val="36"/>
           <w:sz w:val="32"/>
           <w:szCs w:val="32"/>
-          <w:lang/>
         </w:rPr>
-        <w:t>5) Swisscom Sign Support-</w:t>
+        <w:t>{{</w:t>
       </w:r>
+      <w:proofErr w:type="spellStart"/>
       <w:r>
         <w:rPr>
-          <w:rFonts w:ascii="TheSans Swisscom" w:hAnsi="TheSans Swisscom" w:cs="Aptos" w:asciiTheme="majorAscii" w:hAnsiTheme="majorAscii"/>
-          <w:b w:val="1"/>
-          <w:bCs w:val="1"/>
+          <w:rFonts w:asciiTheme="majorHAnsi" w:hAnsiTheme="majorHAnsi" w:cs="Aptos"/>
+          <w:b/>
+          <w:bCs/>
           <w:color w:val="001155"/>
           <w:kern w:val="36"/>
           <w:sz w:val="32"/>
           <w:szCs w:val="32"/>
-          <w:lang/>
         </w:rPr>
-        <w:t>M</w:t>
+        <w:t>swisscom</w:t>
       </w:r>
+      <w:proofErr w:type="spellEnd"/>
       <w:r>
         <w:rPr>
-          <w:rFonts w:ascii="TheSans Swisscom" w:hAnsi="TheSans Swisscom" w:cs="Aptos" w:asciiTheme="majorAscii" w:hAnsiTheme="majorAscii"/>
-          <w:b w:val="1"/>
-          <w:bCs w:val="1"/>
+          <w:rFonts w:asciiTheme="majorHAnsi" w:hAnsiTheme="majorHAnsi" w:cs="Aptos"/>
+          <w:b/>
+          <w:bCs/>
           <w:color w:val="001155"/>
           <w:kern w:val="36"/>
           <w:sz w:val="32"/>
           <w:szCs w:val="32"/>
-          <w:lang/>
         </w:rPr>
-        <w:t>ö</w:t>
+        <w:t>-support-links}}</w:t>
       </w:r>
-      <w:r>
-        <w:rPr>
-          <w:rFonts w:ascii="TheSans Swisscom" w:hAnsi="TheSans Swisscom" w:cs="Aptos" w:asciiTheme="majorAscii" w:hAnsiTheme="majorAscii"/>
-          <w:b w:val="1"/>
-          <w:bCs w:val="1"/>
-          <w:color w:val="001155"/>
-          <w:kern w:val="36"/>
-          <w:sz w:val="32"/>
-          <w:szCs w:val="32"/>
-          <w:lang/>
-        </w:rPr>
-        <w:t>glichkeiten</w:t>
-      </w:r>
+    </w:p>
+    <w:p>
+      <w:pPr>
+        <w:pStyle w:val="Listenabsatz"/>
+        <w:spacing w:after="0"/>
+      </w:pPr>
+    </w:p>
+    <w:p>
+      <w:pPr>
+        <w:pStyle w:val="Listenabsatz"/>
+        <w:spacing w:after="0"/>
+      </w:pPr>
     </w:p>
     <w:p>
       <w:pPr>
@@ -576,15 +763,8 @@
           <w:numId w:val="13"/>
         </w:numPr>
         <w:spacing w:after="0"/>
-        <w:jc w:val="center"/>
-        <w:rPr>
-          <w:lang/>
-        </w:rPr>
       </w:pPr>
       <w:r>
-        <w:rPr>
-          <w:lang/>
-        </w:rPr>
         <w:t>Support &amp; Services (Support-Formular)</w:t>
       </w:r>
     </w:p>
@@ -592,16 +772,11 @@
       <w:pPr>
         <w:pStyle w:val="Listenabsatz"/>
         <w:spacing w:after="0"/>
-        <w:jc w:val="center"/>
-        <w:rPr>
-          <w:lang/>
-        </w:rPr>
-      </w:pPr>
-      <w:hyperlink w:history="1" r:id="rId12">
+      </w:pPr>
+      <w:hyperlink r:id="rId11" w:history="1">
         <w:r>
           <w:rPr>
             <w:rStyle w:val="Hyperlink"/>
-            <w:lang/>
           </w:rPr>
           <w:t>https://trustservices.swisscom.com/de/support</w:t>
         </w:r>
@@ -615,15 +790,8 @@
           <w:numId w:val="13"/>
         </w:numPr>
         <w:spacing w:after="0"/>
-        <w:jc w:val="center"/>
-        <w:rPr>
-          <w:lang/>
-        </w:rPr>
       </w:pPr>
       <w:r>
-        <w:rPr>
-          <w:lang/>
-        </w:rPr>
         <w:t>Help Center (Signing Service):</w:t>
       </w:r>
     </w:p>
@@ -631,16 +799,11 @@
       <w:pPr>
         <w:pStyle w:val="Listenabsatz"/>
         <w:spacing w:after="0"/>
-        <w:jc w:val="center"/>
-        <w:rPr>
-          <w:lang/>
-        </w:rPr>
-      </w:pPr>
-      <w:hyperlink w:history="1" r:id="rId13">
+      </w:pPr>
+      <w:hyperlink r:id="rId12" w:history="1">
         <w:r>
           <w:rPr>
             <w:rStyle w:val="Hyperlink"/>
-            <w:lang/>
           </w:rPr>
           <w:t>https://trustservices.swisscom.com/de/support/help-center/signing-service</w:t>
         </w:r>
@@ -654,15 +817,8 @@
           <w:numId w:val="13"/>
         </w:numPr>
         <w:spacing w:after="0"/>
-        <w:jc w:val="center"/>
-        <w:rPr>
-          <w:lang/>
-        </w:rPr>
       </w:pPr>
       <w:r>
-        <w:rPr>
-          <w:lang/>
-        </w:rPr>
         <w:t>Service-Status:</w:t>
       </w:r>
     </w:p>
@@ -670,16 +826,11 @@
       <w:pPr>
         <w:pStyle w:val="Listenabsatz"/>
         <w:spacing w:after="0"/>
-        <w:jc w:val="center"/>
-        <w:rPr>
-          <w:lang/>
-        </w:rPr>
-      </w:pPr>
-      <w:hyperlink w:history="1" r:id="rId14">
+      </w:pPr>
+      <w:hyperlink r:id="rId13" w:history="1">
         <w:r>
           <w:rPr>
             <w:rStyle w:val="Hyperlink"/>
-            <w:lang/>
           </w:rPr>
           <w:t>https://trustservices.swisscom.com/de/support/developer-section/service-status?hsLang=de</w:t>
         </w:r>
@@ -693,15 +844,8 @@
           <w:numId w:val="13"/>
         </w:numPr>
         <w:spacing w:after="0"/>
-        <w:jc w:val="center"/>
-        <w:rPr>
-          <w:lang/>
-        </w:rPr>
       </w:pPr>
       <w:r>
-        <w:rPr>
-          <w:lang/>
-        </w:rPr>
         <w:t>Developer Hub (API)</w:t>
       </w:r>
     </w:p>
@@ -709,28 +853,23 @@
       <w:pPr>
         <w:pStyle w:val="Listenabsatz"/>
         <w:spacing w:after="0"/>
-        <w:jc w:val="center"/>
-        <w:rPr>
-          <w:lang/>
-        </w:rPr>
-      </w:pPr>
-      <w:hyperlink w:history="1" r:id="rId15">
+      </w:pPr>
+      <w:hyperlink r:id="rId14" w:history="1">
         <w:r>
           <w:rPr>
             <w:rStyle w:val="Hyperlink"/>
-            <w:lang/>
           </w:rPr>
           <w:t>https://dev.trustservices.swisscom.com/</w:t>
         </w:r>
       </w:hyperlink>
     </w:p>
     <w:sectPr>
-      <w:headerReference w:type="default" r:id="rId16"/>
-      <w:footerReference w:type="default" r:id="rId17"/>
-      <w:headerReference w:type="first" r:id="rId18"/>
-      <w:footerReference w:type="first" r:id="rId19"/>
+      <w:headerReference w:type="default" r:id="rId15"/>
+      <w:footerReference w:type="default" r:id="rId16"/>
+      <w:headerReference w:type="first" r:id="rId17"/>
+      <w:footerReference w:type="first" r:id="rId18"/>
       <w:type w:val="continuous"/>
-      <w:pgSz w:w="11906" w:h="16838" w:orient="portrait" w:code="9"/>
+      <w:pgSz w:w="11906" w:h="16838" w:code="9"/>
       <w:pgMar w:top="2580" w:right="851" w:bottom="1247" w:left="1701" w:header="1276" w:footer="567" w:gutter="0"/>
       <w:cols w:space="708"/>
       <w:docGrid w:linePitch="360"/>
@@ -770,7 +909,7 @@
 </file>
 
 <file path=word/footer1.xml><?xml version="1.0" encoding="utf-8"?>
-<w:ftr xmlns:wpc="http://schemas.microsoft.com/office/word/2010/wordprocessingCanvas" xmlns:cx="http://schemas.microsoft.com/office/drawing/2014/chartex" xmlns:cx1="http://schemas.microsoft.com/office/drawing/2015/9/8/chartex" xmlns:cx2="http://schemas.microsoft.com/office/drawing/2015/10/21/chartex" xmlns:cx3="http://schemas.microsoft.com/office/drawing/2016/5/9/chartex" xmlns:cx4="http://schemas.microsoft.com/office/drawing/2016/5/10/chartex" xmlns:cx5="http://schemas.microsoft.com/office/drawing/2016/5/11/chartex" xmlns:cx6="http://schemas.microsoft.com/office/drawing/2016/5/12/chartex" xmlns:cx7="http://schemas.microsoft.com/office/drawing/2016/5/13/chartex" xmlns:cx8="http://schemas.microsoft.com/office/drawing/2016/5/14/chartex" xmlns:mc="http://schemas.openxmlformats.org/markup-compatibility/2006" xmlns:aink="http://schemas.microsoft.com/office/drawing/2016/ink" xmlns:am3d="http://schemas.microsoft.com/office/drawing/2017/model3d" xmlns:o="urn:schemas-microsoft-com:office:office" xmlns:oel="http://schemas.microsoft.com/office/2019/extlst" xmlns:r="http://schemas.openxmlformats.org/officeDocument/2006/relationships" xmlns:m="http://schemas.openxmlformats.org/officeDocument/2006/math" xmlns:v="urn:schemas-microsoft-com:vml" xmlns:wp14="http://schemas.microsoft.com/office/word/2010/wordprocessingDrawing" xmlns:wp="http://schemas.openxmlformats.org/drawingml/2006/wordprocessingDrawing" xmlns:w10="urn:schemas-microsoft-com:office:word" xmlns:w="http://schemas.openxmlformats.org/wordprocessingml/2006/main" xmlns:w14="http://schemas.microsoft.com/office/word/2010/wordml" xmlns:w15="http://schemas.microsoft.com/office/word/2012/wordml" xmlns:w16cex="http://schemas.microsoft.com/office/word/2018/wordml/cex" xmlns:w16cid="http://schemas.microsoft.com/office/word/2016/wordml/cid" xmlns:w16="http://schemas.microsoft.com/office/word/2018/wordml" xmlns:w16du="http://schemas.microsoft.com/office/word/2023/wordml/word16du" xmlns:w16sdtdh="http://schemas.microsoft.com/office/word/2020/wordml/sdtdatahash" xmlns:w16sdtfl="http://schemas.microsoft.com/office/word/2024/wordml/sdtformatlock" xmlns:w16se="http://schemas.microsoft.com/office/word/2015/wordml/symex" xmlns:wpg="http://schemas.microsoft.com/office/word/2010/wordprocessingGroup" xmlns:wpi="http://schemas.microsoft.com/office/word/2010/wordprocessingInk" xmlns:wne="http://schemas.microsoft.com/office/word/2006/wordml" xmlns:wps="http://schemas.microsoft.com/office/word/2010/wordprocessingShape" xmlns:a="http://schemas.openxmlformats.org/drawingml/2006/main" mc:Ignorable="w14 w15 w16se w16cid w16 w16cex w16sdtdh w16sdtfl w16du wp14">
+<w:ftr xmlns:wpc="http://schemas.microsoft.com/office/word/2010/wordprocessingCanvas" xmlns:cx="http://schemas.microsoft.com/office/drawing/2014/chartex" xmlns:cx1="http://schemas.microsoft.com/office/drawing/2015/9/8/chartex" xmlns:cx2="http://schemas.microsoft.com/office/drawing/2015/10/21/chartex" xmlns:cx3="http://schemas.microsoft.com/office/drawing/2016/5/9/chartex" xmlns:cx4="http://schemas.microsoft.com/office/drawing/2016/5/10/chartex" xmlns:cx5="http://schemas.microsoft.com/office/drawing/2016/5/11/chartex" xmlns:cx6="http://schemas.microsoft.com/office/drawing/2016/5/12/chartex" xmlns:cx7="http://schemas.microsoft.com/office/drawing/2016/5/13/chartex" xmlns:cx8="http://schemas.microsoft.com/office/drawing/2016/5/14/chartex" xmlns:mc="http://schemas.openxmlformats.org/markup-compatibility/2006" xmlns:aink="http://schemas.microsoft.com/office/drawing/2016/ink" xmlns:am3d="http://schemas.microsoft.com/office/drawing/2017/model3d" xmlns:o="urn:schemas-microsoft-com:office:office" xmlns:oel="http://schemas.microsoft.com/office/2019/extlst" xmlns:r="http://schemas.openxmlformats.org/officeDocument/2006/relationships" xmlns:m="http://schemas.openxmlformats.org/officeDocument/2006/math" xmlns:v="urn:schemas-microsoft-com:vml" xmlns:wp14="http://schemas.microsoft.com/office/word/2010/wordprocessingDrawing" xmlns:wp="http://schemas.openxmlformats.org/drawingml/2006/wordprocessingDrawing" xmlns:w10="urn:schemas-microsoft-com:office:word" xmlns:w="http://schemas.openxmlformats.org/wordprocessingml/2006/main" xmlns:w14="http://schemas.microsoft.com/office/word/2010/wordml" xmlns:w15="http://schemas.microsoft.com/office/word/2012/wordml" xmlns:w16cex="http://schemas.microsoft.com/office/word/2018/wordml/cex" xmlns:w16cid="http://schemas.microsoft.com/office/word/2016/wordml/cid" xmlns:w16="http://schemas.microsoft.com/office/word/2018/wordml" xmlns:w16du="http://schemas.microsoft.com/office/word/2023/wordml/word16du" xmlns:w16sdtdh="http://schemas.microsoft.com/office/word/2020/wordml/sdtdatahash" xmlns:w16sdtfl="http://schemas.microsoft.com/office/word/2024/wordml/sdtformatlock" xmlns:w16se="http://schemas.microsoft.com/office/word/2015/wordml/symex" xmlns:wpg="http://schemas.microsoft.com/office/word/2010/wordprocessingGroup" xmlns:wpi="http://schemas.microsoft.com/office/word/2010/wordprocessingInk" xmlns:wne="http://schemas.microsoft.com/office/word/2006/wordml" xmlns:wps="http://schemas.microsoft.com/office/word/2010/wordprocessingShape" mc:Ignorable="w14 w15 w16se w16cid w16 w16cex w16sdtdh w16sdtfl w16du wp14">
   <w:p>
     <w:pPr>
       <w:pStyle w:val="KeinLeerraum"/>
@@ -879,11 +1018,11 @@
         </mc:Choice>
         <mc:Fallback>
           <w:pict>
-            <v:shapetype id="_x0000_t202" coordsize="21600,21600" o:spt="202" path="m,l,21600r21600,l21600,xe" w14:anchorId="16CD466A">
+            <v:shapetype w14:anchorId="16CD466A" id="_x0000_t202" coordsize="21600,21600" o:spt="202" path="m,l,21600r21600,l21600,xe">
               <v:stroke joinstyle="miter"/>
               <v:path gradientshapeok="t" o:connecttype="rect"/>
             </v:shapetype>
-            <v:shape id="Textfeld 4" style="position:absolute;margin-left:-98.95pt;margin-top:709.7pt;width:164.4pt;height:34pt;rotation:-90;z-index:251661824;visibility:visible;mso-wrap-style:square;mso-width-percent:0;mso-height-percent:0;mso-wrap-distance-left:9pt;mso-wrap-distance-top:0;mso-wrap-distance-right:9pt;mso-wrap-distance-bottom:0;mso-position-horizontal:absolute;mso-position-horizontal-relative:text;mso-position-vertical:absolute;mso-position-vertical-relative:page;mso-width-percent:0;mso-height-percent:0;mso-width-relative:margin;mso-height-relative:margin;v-text-anchor:top" o:spid="_x0000_s1026" filled="f" stroked="f" o:bwmode="grayScale" type="#_x0000_t202" o:gfxdata="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">
+            <v:shape id="Textfeld 4" o:spid="_x0000_s1026" type="#_x0000_t202" style="position:absolute;margin-left:-98.95pt;margin-top:709.7pt;width:164.4pt;height:34pt;rotation:-90;z-index:251661824;visibility:visible;mso-wrap-style:square;mso-width-percent:0;mso-height-percent:0;mso-wrap-distance-left:9pt;mso-wrap-distance-top:0;mso-wrap-distance-right:9pt;mso-wrap-distance-bottom:0;mso-position-horizontal:absolute;mso-position-horizontal-relative:text;mso-position-vertical:absolute;mso-position-vertical-relative:page;mso-width-percent:0;mso-height-percent:0;mso-width-relative:margin;mso-height-relative:margin;v-text-anchor:top" o:bwmode="grayScale" o:gfxdata="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" filled="f" stroked="f">
               <v:textbox inset="0,0,0,0">
                 <w:txbxContent>
                   <w:p>
@@ -952,12 +1091,12 @@
       <w:tblStyle w:val="Tabellenraster3"/>
       <w:tblW w:w="9354" w:type="dxa"/>
       <w:tblBorders>
-        <w:top w:val="none" w:color="auto" w:sz="0" w:space="0"/>
-        <w:left w:val="none" w:color="auto" w:sz="0" w:space="0"/>
-        <w:bottom w:val="none" w:color="auto" w:sz="0" w:space="0"/>
-        <w:right w:val="none" w:color="auto" w:sz="0" w:space="0"/>
-        <w:insideH w:val="none" w:color="auto" w:sz="0" w:space="0"/>
-        <w:insideV w:val="none" w:color="auto" w:sz="0" w:space="0"/>
+        <w:top w:val="none" w:sz="0" w:space="0" w:color="auto"/>
+        <w:left w:val="none" w:sz="0" w:space="0" w:color="auto"/>
+        <w:bottom w:val="none" w:sz="0" w:space="0" w:color="auto"/>
+        <w:right w:val="none" w:sz="0" w:space="0" w:color="auto"/>
+        <w:insideH w:val="none" w:sz="0" w:space="0" w:color="auto"/>
+        <w:insideV w:val="none" w:sz="0" w:space="0" w:color="auto"/>
       </w:tblBorders>
       <w:tblLayout w:type="fixed"/>
       <w:tblCellMar>
@@ -975,7 +1114,7 @@
     <w:tr>
       <w:trPr>
         <w:cantSplit/>
-        <w:trHeight w:val="397" w:hRule="exact"/>
+        <w:trHeight w:hRule="exact" w:val="397"/>
       </w:trPr>
       <w:tc>
         <w:tcPr>
@@ -1724,7 +1863,7 @@
 </file>
 
 <file path=word/header1.xml><?xml version="1.0" encoding="utf-8"?>
-<w:hdr xmlns:wpc="http://schemas.microsoft.com/office/word/2010/wordprocessingCanvas" xmlns:cx="http://schemas.microsoft.com/office/drawing/2014/chartex" xmlns:cx1="http://schemas.microsoft.com/office/drawing/2015/9/8/chartex" xmlns:cx2="http://schemas.microsoft.com/office/drawing/2015/10/21/chartex" xmlns:cx3="http://schemas.microsoft.com/office/drawing/2016/5/9/chartex" xmlns:cx4="http://schemas.microsoft.com/office/drawing/2016/5/10/chartex" xmlns:cx5="http://schemas.microsoft.com/office/drawing/2016/5/11/chartex" xmlns:cx6="http://schemas.microsoft.com/office/drawing/2016/5/12/chartex" xmlns:cx7="http://schemas.microsoft.com/office/drawing/2016/5/13/chartex" xmlns:cx8="http://schemas.microsoft.com/office/drawing/2016/5/14/chartex" xmlns:mc="http://schemas.openxmlformats.org/markup-compatibility/2006" xmlns:aink="http://schemas.microsoft.com/office/drawing/2016/ink" xmlns:am3d="http://schemas.microsoft.com/office/drawing/2017/model3d" xmlns:o="urn:schemas-microsoft-com:office:office" xmlns:oel="http://schemas.microsoft.com/office/2019/extlst" xmlns:r="http://schemas.openxmlformats.org/officeDocument/2006/relationships" xmlns:m="http://schemas.openxmlformats.org/officeDocument/2006/math" xmlns:v="urn:schemas-microsoft-com:vml" xmlns:wp14="http://schemas.microsoft.com/office/word/2010/wordprocessingDrawing" xmlns:wp="http://schemas.openxmlformats.org/drawingml/2006/wordprocessingDrawing" xmlns:w10="urn:schemas-microsoft-com:office:word" xmlns:w="http://schemas.openxmlformats.org/wordprocessingml/2006/main" xmlns:w14="http://schemas.microsoft.com/office/word/2010/wordml" xmlns:w15="http://schemas.microsoft.com/office/word/2012/wordml" xmlns:w16cex="http://schemas.microsoft.com/office/word/2018/wordml/cex" xmlns:w16cid="http://schemas.microsoft.com/office/word/2016/wordml/cid" xmlns:w16="http://schemas.microsoft.com/office/word/2018/wordml" xmlns:w16du="http://schemas.microsoft.com/office/word/2023/wordml/word16du" xmlns:w16sdtdh="http://schemas.microsoft.com/office/word/2020/wordml/sdtdatahash" xmlns:w16sdtfl="http://schemas.microsoft.com/office/word/2024/wordml/sdtformatlock" xmlns:w16se="http://schemas.microsoft.com/office/word/2015/wordml/symex" xmlns:wpg="http://schemas.microsoft.com/office/word/2010/wordprocessingGroup" xmlns:wpi="http://schemas.microsoft.com/office/word/2010/wordprocessingInk" xmlns:wne="http://schemas.microsoft.com/office/word/2006/wordml" xmlns:wps="http://schemas.microsoft.com/office/word/2010/wordprocessingShape" xmlns:a="http://schemas.openxmlformats.org/drawingml/2006/main" xmlns:pic="http://schemas.openxmlformats.org/drawingml/2006/picture" xmlns:a14="http://schemas.microsoft.com/office/drawing/2010/main" mc:Ignorable="w14 w15 w16se w16cid w16 w16cex w16sdtdh w16sdtfl w16du wp14">
+<w:hdr xmlns:wpc="http://schemas.microsoft.com/office/word/2010/wordprocessingCanvas" xmlns:cx="http://schemas.microsoft.com/office/drawing/2014/chartex" xmlns:cx1="http://schemas.microsoft.com/office/drawing/2015/9/8/chartex" xmlns:cx2="http://schemas.microsoft.com/office/drawing/2015/10/21/chartex" xmlns:cx3="http://schemas.microsoft.com/office/drawing/2016/5/9/chartex" xmlns:cx4="http://schemas.microsoft.com/office/drawing/2016/5/10/chartex" xmlns:cx5="http://schemas.microsoft.com/office/drawing/2016/5/11/chartex" xmlns:cx6="http://schemas.microsoft.com/office/drawing/2016/5/12/chartex" xmlns:cx7="http://schemas.microsoft.com/office/drawing/2016/5/13/chartex" xmlns:cx8="http://schemas.microsoft.com/office/drawing/2016/5/14/chartex" xmlns:mc="http://schemas.openxmlformats.org/markup-compatibility/2006" xmlns:aink="http://schemas.microsoft.com/office/drawing/2016/ink" xmlns:am3d="http://schemas.microsoft.com/office/drawing/2017/model3d" xmlns:o="urn:schemas-microsoft-com:office:office" xmlns:oel="http://schemas.microsoft.com/office/2019/extlst" xmlns:r="http://schemas.openxmlformats.org/officeDocument/2006/relationships" xmlns:m="http://schemas.openxmlformats.org/officeDocument/2006/math" xmlns:v="urn:schemas-microsoft-com:vml" xmlns:wp14="http://schemas.microsoft.com/office/word/2010/wordprocessingDrawing" xmlns:wp="http://schemas.openxmlformats.org/drawingml/2006/wordprocessingDrawing" xmlns:w10="urn:schemas-microsoft-com:office:word" xmlns:w="http://schemas.openxmlformats.org/wordprocessingml/2006/main" xmlns:w14="http://schemas.microsoft.com/office/word/2010/wordml" xmlns:w15="http://schemas.microsoft.com/office/word/2012/wordml" xmlns:w16cex="http://schemas.microsoft.com/office/word/2018/wordml/cex" xmlns:w16cid="http://schemas.microsoft.com/office/word/2016/wordml/cid" xmlns:w16="http://schemas.microsoft.com/office/word/2018/wordml" xmlns:w16du="http://schemas.microsoft.com/office/word/2023/wordml/word16du" xmlns:w16sdtdh="http://schemas.microsoft.com/office/word/2020/wordml/sdtdatahash" xmlns:w16sdtfl="http://schemas.microsoft.com/office/word/2024/wordml/sdtformatlock" xmlns:w16se="http://schemas.microsoft.com/office/word/2015/wordml/symex" xmlns:wpg="http://schemas.microsoft.com/office/word/2010/wordprocessingGroup" xmlns:wpi="http://schemas.microsoft.com/office/word/2010/wordprocessingInk" xmlns:wne="http://schemas.microsoft.com/office/word/2006/wordml" xmlns:wps="http://schemas.microsoft.com/office/word/2010/wordprocessingShape" mc:Ignorable="w14 w15 w16se w16cid w16 w16cex w16sdtdh w16sdtfl w16du wp14">
   <w:p>
     <w:pPr>
       <w:pStyle w:val="Kopfzeile"/>
@@ -1737,11 +1876,11 @@
         <w:rFonts w:ascii="Trebuchet MS" w:hAnsi="Trebuchet MS" w:cs="Aptos"/>
         <w:b/>
         <w:bCs/>
+        <w:noProof/>
         <w:color w:val="001155"/>
         <w:kern w:val="36"/>
         <w:sz w:val="42"/>
         <w:szCs w:val="42"/>
-        <w:lang/>
       </w:rPr>
       <w:drawing>
         <wp:anchor distT="0" distB="0" distL="114300" distR="114300" simplePos="0" relativeHeight="251662848" behindDoc="1" locked="0" layoutInCell="1" allowOverlap="1" wp14:anchorId="5A0E743F" wp14:editId="2D9804A7">
@@ -1833,7 +1972,7 @@
 </file>
 
 <file path=word/header2.xml><?xml version="1.0" encoding="utf-8"?>
-<w:hdr xmlns:wpc="http://schemas.microsoft.com/office/word/2010/wordprocessingCanvas" xmlns:cx="http://schemas.microsoft.com/office/drawing/2014/chartex" xmlns:cx1="http://schemas.microsoft.com/office/drawing/2015/9/8/chartex" xmlns:cx2="http://schemas.microsoft.com/office/drawing/2015/10/21/chartex" xmlns:cx3="http://schemas.microsoft.com/office/drawing/2016/5/9/chartex" xmlns:cx4="http://schemas.microsoft.com/office/drawing/2016/5/10/chartex" xmlns:cx5="http://schemas.microsoft.com/office/drawing/2016/5/11/chartex" xmlns:cx6="http://schemas.microsoft.com/office/drawing/2016/5/12/chartex" xmlns:cx7="http://schemas.microsoft.com/office/drawing/2016/5/13/chartex" xmlns:cx8="http://schemas.microsoft.com/office/drawing/2016/5/14/chartex" xmlns:mc="http://schemas.openxmlformats.org/markup-compatibility/2006" xmlns:aink="http://schemas.microsoft.com/office/drawing/2016/ink" xmlns:am3d="http://schemas.microsoft.com/office/drawing/2017/model3d" xmlns:o="urn:schemas-microsoft-com:office:office" xmlns:oel="http://schemas.microsoft.com/office/2019/extlst" xmlns:r="http://schemas.openxmlformats.org/officeDocument/2006/relationships" xmlns:m="http://schemas.openxmlformats.org/officeDocument/2006/math" xmlns:v="urn:schemas-microsoft-com:vml" xmlns:wp14="http://schemas.microsoft.com/office/word/2010/wordprocessingDrawing" xmlns:wp="http://schemas.openxmlformats.org/drawingml/2006/wordprocessingDrawing" xmlns:w10="urn:schemas-microsoft-com:office:word" xmlns:w="http://schemas.openxmlformats.org/wordprocessingml/2006/main" xmlns:w14="http://schemas.microsoft.com/office/word/2010/wordml" xmlns:w15="http://schemas.microsoft.com/office/word/2012/wordml" xmlns:w16cex="http://schemas.microsoft.com/office/word/2018/wordml/cex" xmlns:w16cid="http://schemas.microsoft.com/office/word/2016/wordml/cid" xmlns:w16="http://schemas.microsoft.com/office/word/2018/wordml" xmlns:w16du="http://schemas.microsoft.com/office/word/2023/wordml/word16du" xmlns:w16sdtdh="http://schemas.microsoft.com/office/word/2020/wordml/sdtdatahash" xmlns:w16sdtfl="http://schemas.microsoft.com/office/word/2024/wordml/sdtformatlock" xmlns:w16se="http://schemas.microsoft.com/office/word/2015/wordml/symex" xmlns:wpg="http://schemas.microsoft.com/office/word/2010/wordprocessingGroup" xmlns:wpi="http://schemas.microsoft.com/office/word/2010/wordprocessingInk" xmlns:wne="http://schemas.microsoft.com/office/word/2006/wordml" xmlns:wps="http://schemas.microsoft.com/office/word/2010/wordprocessingShape" xmlns:a="http://schemas.openxmlformats.org/drawingml/2006/main" xmlns:pic="http://schemas.openxmlformats.org/drawingml/2006/picture" xmlns:a14="http://schemas.microsoft.com/office/drawing/2010/main" xmlns:asvg="http://schemas.microsoft.com/office/drawing/2016/SVG/main" mc:Ignorable="w14 w15 w16se w16cid w16 w16cex w16sdtdh w16sdtfl w16du wp14">
+<w:hdr xmlns:wpc="http://schemas.microsoft.com/office/word/2010/wordprocessingCanvas" xmlns:cx="http://schemas.microsoft.com/office/drawing/2014/chartex" xmlns:cx1="http://schemas.microsoft.com/office/drawing/2015/9/8/chartex" xmlns:cx2="http://schemas.microsoft.com/office/drawing/2015/10/21/chartex" xmlns:cx3="http://schemas.microsoft.com/office/drawing/2016/5/9/chartex" xmlns:cx4="http://schemas.microsoft.com/office/drawing/2016/5/10/chartex" xmlns:cx5="http://schemas.microsoft.com/office/drawing/2016/5/11/chartex" xmlns:cx6="http://schemas.microsoft.com/office/drawing/2016/5/12/chartex" xmlns:cx7="http://schemas.microsoft.com/office/drawing/2016/5/13/chartex" xmlns:cx8="http://schemas.microsoft.com/office/drawing/2016/5/14/chartex" xmlns:mc="http://schemas.openxmlformats.org/markup-compatibility/2006" xmlns:aink="http://schemas.microsoft.com/office/drawing/2016/ink" xmlns:am3d="http://schemas.microsoft.com/office/drawing/2017/model3d" xmlns:o="urn:schemas-microsoft-com:office:office" xmlns:oel="http://schemas.microsoft.com/office/2019/extlst" xmlns:r="http://schemas.openxmlformats.org/officeDocument/2006/relationships" xmlns:m="http://schemas.openxmlformats.org/officeDocument/2006/math" xmlns:v="urn:schemas-microsoft-com:vml" xmlns:wp14="http://schemas.microsoft.com/office/word/2010/wordprocessingDrawing" xmlns:wp="http://schemas.openxmlformats.org/drawingml/2006/wordprocessingDrawing" xmlns:w10="urn:schemas-microsoft-com:office:word" xmlns:w="http://schemas.openxmlformats.org/wordprocessingml/2006/main" xmlns:w14="http://schemas.microsoft.com/office/word/2010/wordml" xmlns:w15="http://schemas.microsoft.com/office/word/2012/wordml" xmlns:w16cex="http://schemas.microsoft.com/office/word/2018/wordml/cex" xmlns:w16cid="http://schemas.microsoft.com/office/word/2016/wordml/cid" xmlns:w16="http://schemas.microsoft.com/office/word/2018/wordml" xmlns:w16du="http://schemas.microsoft.com/office/word/2023/wordml/word16du" xmlns:w16sdtdh="http://schemas.microsoft.com/office/word/2020/wordml/sdtdatahash" xmlns:w16sdtfl="http://schemas.microsoft.com/office/word/2024/wordml/sdtformatlock" xmlns:w16se="http://schemas.microsoft.com/office/word/2015/wordml/symex" xmlns:wpg="http://schemas.microsoft.com/office/word/2010/wordprocessingGroup" xmlns:wpi="http://schemas.microsoft.com/office/word/2010/wordprocessingInk" xmlns:wne="http://schemas.microsoft.com/office/word/2006/wordml" xmlns:wps="http://schemas.microsoft.com/office/word/2010/wordprocessingShape" mc:Ignorable="w14 w15 w16se w16cid w16 w16cex w16sdtdh w16sdtfl w16du wp14">
   <w:p>
     <w:pPr>
       <w:pStyle w:val="Kopfzeile"/>
@@ -1848,11 +1987,6 @@
         <w:dataBinding w:prefixMappings="xmlns:ns0='XML-ContentControlsSwisscom' " w:xpath="/ns0:XML-ContentControlsSwisscom[1]/ns0:Classification[1]" w:storeItemID="{AFEAA458-6FF5-46C6-A406-B470B430D01E}"/>
         <w:text/>
       </w:sdtPr>
-      <w:sdtEndPr>
-        <w:rPr>
-          <w:rStyle w:val="Fett"/>
-        </w:rPr>
-      </w:sdtEndPr>
       <w:sdtContent>
         <w:r>
           <w:rPr>
@@ -1990,7 +2124,7 @@
         <w:ind w:left="360" w:hanging="360"/>
       </w:pPr>
       <w:rPr>
-        <w:rFonts w:hint="default" w:ascii="Arial Black" w:hAnsi="Arial Black"/>
+        <w:rFonts w:ascii="Arial Black" w:hAnsi="Arial Black" w:hint="default"/>
       </w:rPr>
     </w:lvl>
   </w:abstractNum>
@@ -2193,7 +2327,7 @@
         <w:ind w:left="170" w:hanging="170"/>
       </w:pPr>
       <w:rPr>
-        <w:rFonts w:hint="default" w:ascii="Calibri" w:hAnsi="Calibri"/>
+        <w:rFonts w:ascii="Calibri" w:hAnsi="Calibri" w:hint="default"/>
         <w:caps w:val="0"/>
         <w:strike w:val="0"/>
         <w:dstrike w:val="0"/>
@@ -2212,7 +2346,7 @@
         <w:ind w:left="340" w:hanging="170"/>
       </w:pPr>
       <w:rPr>
-        <w:rFonts w:hint="default" w:ascii="Trebuchet MS" w:hAnsi="Trebuchet MS"/>
+        <w:rFonts w:ascii="Trebuchet MS" w:hAnsi="Trebuchet MS" w:hint="default"/>
         <w:caps w:val="0"/>
         <w:strike w:val="0"/>
         <w:dstrike w:val="0"/>
@@ -2231,7 +2365,7 @@
         <w:ind w:left="510" w:hanging="170"/>
       </w:pPr>
       <w:rPr>
-        <w:rFonts w:hint="default" w:ascii="Trebuchet MS" w:hAnsi="Trebuchet MS"/>
+        <w:rFonts w:ascii="Trebuchet MS" w:hAnsi="Trebuchet MS" w:hint="default"/>
         <w:caps w:val="0"/>
         <w:strike w:val="0"/>
         <w:dstrike w:val="0"/>
@@ -2250,7 +2384,7 @@
         <w:ind w:left="680" w:hanging="170"/>
       </w:pPr>
       <w:rPr>
-        <w:rFonts w:hint="default" w:ascii="Trebuchet MS" w:hAnsi="Trebuchet MS"/>
+        <w:rFonts w:ascii="Trebuchet MS" w:hAnsi="Trebuchet MS" w:hint="default"/>
         <w:caps w:val="0"/>
         <w:strike w:val="0"/>
         <w:dstrike w:val="0"/>
@@ -2269,7 +2403,7 @@
         <w:ind w:left="850" w:hanging="170"/>
       </w:pPr>
       <w:rPr>
-        <w:rFonts w:hint="default" w:ascii="Trebuchet MS" w:hAnsi="Trebuchet MS"/>
+        <w:rFonts w:ascii="Trebuchet MS" w:hAnsi="Trebuchet MS" w:hint="default"/>
         <w:color w:val="auto"/>
       </w:rPr>
     </w:lvl>
@@ -2285,7 +2419,7 @@
         <w:ind w:left="1020" w:hanging="170"/>
       </w:pPr>
       <w:rPr>
-        <w:rFonts w:hint="default" w:ascii="Trebuchet MS" w:hAnsi="Trebuchet MS"/>
+        <w:rFonts w:ascii="Trebuchet MS" w:hAnsi="Trebuchet MS" w:hint="default"/>
         <w:color w:val="auto"/>
       </w:rPr>
     </w:lvl>
@@ -2301,7 +2435,7 @@
         <w:ind w:left="1190" w:hanging="170"/>
       </w:pPr>
       <w:rPr>
-        <w:rFonts w:hint="default" w:ascii="Trebuchet MS" w:hAnsi="Trebuchet MS"/>
+        <w:rFonts w:ascii="Trebuchet MS" w:hAnsi="Trebuchet MS" w:hint="default"/>
         <w:color w:val="auto"/>
       </w:rPr>
     </w:lvl>
@@ -2317,7 +2451,7 @@
         <w:ind w:left="1360" w:hanging="170"/>
       </w:pPr>
       <w:rPr>
-        <w:rFonts w:hint="default" w:ascii="Trebuchet MS" w:hAnsi="Trebuchet MS"/>
+        <w:rFonts w:ascii="Trebuchet MS" w:hAnsi="Trebuchet MS" w:hint="default"/>
         <w:color w:val="auto"/>
       </w:rPr>
     </w:lvl>
@@ -2333,7 +2467,7 @@
         <w:ind w:left="1530" w:hanging="170"/>
       </w:pPr>
       <w:rPr>
-        <w:rFonts w:hint="default" w:ascii="Trebuchet MS" w:hAnsi="Trebuchet MS"/>
+        <w:rFonts w:ascii="Trebuchet MS" w:hAnsi="Trebuchet MS" w:hint="default"/>
         <w:color w:val="auto"/>
       </w:rPr>
     </w:lvl>
@@ -3055,7 +3189,7 @@
   <w:docDefaults>
     <w:rPrDefault>
       <w:rPr>
-        <w:rFonts w:eastAsia="Times New Roman" w:cs="Times New Roman" w:asciiTheme="minorHAnsi" w:hAnsiTheme="minorHAnsi"/>
+        <w:rFonts w:asciiTheme="minorHAnsi" w:eastAsia="Times New Roman" w:hAnsiTheme="minorHAnsi" w:cs="Times New Roman"/>
         <w:lang w:val="de-DE" w:eastAsia="de-DE" w:bidi="ar-SA"/>
       </w:rPr>
     </w:rPrDefault>
@@ -3069,9 +3203,9 @@
     <w:lsdException w:name="heading 4" w:uiPriority="5" w:qFormat="1"/>
     <w:lsdException w:name="heading 5" w:uiPriority="5"/>
     <w:lsdException w:name="heading 6" w:uiPriority="5"/>
-    <w:lsdException w:name="heading 7" w:uiPriority="5" w:semiHidden="1" w:unhideWhenUsed="1"/>
-    <w:lsdException w:name="heading 8" w:uiPriority="5" w:semiHidden="1" w:unhideWhenUsed="1"/>
-    <w:lsdException w:name="heading 9" w:uiPriority="5" w:semiHidden="1" w:unhideWhenUsed="1"/>
+    <w:lsdException w:name="heading 7" w:semiHidden="1" w:uiPriority="5" w:unhideWhenUsed="1"/>
+    <w:lsdException w:name="heading 8" w:semiHidden="1" w:uiPriority="5" w:unhideWhenUsed="1"/>
+    <w:lsdException w:name="heading 9" w:semiHidden="1" w:uiPriority="5" w:unhideWhenUsed="1"/>
     <w:lsdException w:name="index 1" w:semiHidden="1" w:unhideWhenUsed="1"/>
     <w:lsdException w:name="index 2" w:semiHidden="1" w:unhideWhenUsed="1"/>
     <w:lsdException w:name="index 3" w:semiHidden="1" w:unhideWhenUsed="1"/>
@@ -3095,12 +3229,12 @@
     <w:lsdException w:name="endnote text" w:semiHidden="1" w:unhideWhenUsed="1"/>
     <w:lsdException w:name="macro" w:semiHidden="1" w:unhideWhenUsed="1"/>
     <w:lsdException w:name="List" w:semiHidden="1" w:unhideWhenUsed="1"/>
-    <w:lsdException w:name="List Bullet" w:uiPriority="1" w:semiHidden="1" w:unhideWhenUsed="1" w:qFormat="1"/>
+    <w:lsdException w:name="List Bullet" w:semiHidden="1" w:uiPriority="1" w:unhideWhenUsed="1" w:qFormat="1"/>
     <w:lsdException w:name="List Number" w:qFormat="1"/>
-    <w:lsdException w:name="List Bullet 2" w:uiPriority="1" w:semiHidden="1" w:unhideWhenUsed="1" w:qFormat="1"/>
-    <w:lsdException w:name="List Bullet 3" w:uiPriority="1" w:semiHidden="1" w:unhideWhenUsed="1"/>
-    <w:lsdException w:name="List Bullet 4" w:uiPriority="1" w:semiHidden="1" w:unhideWhenUsed="1"/>
-    <w:lsdException w:name="List Bullet 5" w:uiPriority="1" w:semiHidden="1" w:unhideWhenUsed="1"/>
+    <w:lsdException w:name="List Bullet 2" w:semiHidden="1" w:uiPriority="1" w:unhideWhenUsed="1" w:qFormat="1"/>
+    <w:lsdException w:name="List Bullet 3" w:semiHidden="1" w:uiPriority="1" w:unhideWhenUsed="1"/>
+    <w:lsdException w:name="List Bullet 4" w:semiHidden="1" w:uiPriority="1" w:unhideWhenUsed="1"/>
+    <w:lsdException w:name="List Bullet 5" w:semiHidden="1" w:uiPriority="1" w:unhideWhenUsed="1"/>
     <w:lsdException w:name="List Number 2" w:semiHidden="1" w:unhideWhenUsed="1"/>
     <w:lsdException w:name="List Number 3" w:semiHidden="1" w:unhideWhenUsed="1"/>
     <w:lsdException w:name="List Number 4" w:semiHidden="1" w:unhideWhenUsed="1"/>
@@ -3183,7 +3317,7 @@
     <w:lsdException w:name="Table Web 3" w:semiHidden="1" w:unhideWhenUsed="1"/>
     <w:lsdException w:name="Balloon Text" w:semiHidden="1" w:unhideWhenUsed="1"/>
     <w:lsdException w:name="Table Theme" w:semiHidden="1" w:unhideWhenUsed="1"/>
-    <w:lsdException w:name="Placeholder Text" w:uiPriority="99" w:semiHidden="1"/>
+    <w:lsdException w:name="Placeholder Text" w:semiHidden="1" w:uiPriority="99"/>
     <w:lsdException w:name="No Spacing" w:uiPriority="1"/>
     <w:lsdException w:name="Light Shading" w:uiPriority="60"/>
     <w:lsdException w:name="Light List" w:uiPriority="61"/>
@@ -3205,7 +3339,7 @@
     <w:lsdException w:name="Medium Shading 1 Accent 1" w:uiPriority="63"/>
     <w:lsdException w:name="Medium Shading 2 Accent 1" w:uiPriority="64"/>
     <w:lsdException w:name="Medium List 1 Accent 1" w:uiPriority="65"/>
-    <w:lsdException w:name="Revision" w:uiPriority="99" w:semiHidden="1"/>
+    <w:lsdException w:name="Revision" w:semiHidden="1" w:uiPriority="99"/>
     <w:lsdException w:name="List Paragraph" w:uiPriority="34"/>
     <w:lsdException w:name="Quote" w:uiPriority="29"/>
     <w:lsdException w:name="Intense Quote" w:uiPriority="30"/>
@@ -3404,7 +3538,7 @@
     <w:lsdException w:name="Unresolved Mention" w:uiPriority="99"/>
     <w:lsdException w:name="Smart Link" w:uiPriority="99"/>
   </w:latentStyles>
-  <w:style w:type="paragraph" w:styleId="Standard" w:default="1">
+  <w:style w:type="paragraph" w:default="1" w:styleId="Standard">
     <w:name w:val="Normal"/>
     <w:qFormat/>
     <w:rsid w:val="00BA0644"/>
@@ -3599,12 +3733,13 @@
       <w:outlineLvl w:val="8"/>
     </w:pPr>
   </w:style>
-  <w:style w:type="character" w:styleId="Absatz-Standardschriftart" w:default="1">
+  <w:style w:type="character" w:default="1" w:styleId="Absatz-Standardschriftart">
     <w:name w:val="Default Paragraph Font"/>
     <w:uiPriority w:val="1"/>
+    <w:semiHidden/>
     <w:unhideWhenUsed/>
   </w:style>
-  <w:style w:type="table" w:styleId="NormaleTabelle" w:default="1">
+  <w:style w:type="table" w:default="1" w:styleId="NormaleTabelle">
     <w:name w:val="Normal Table"/>
     <w:uiPriority w:val="99"/>
     <w:semiHidden/>
@@ -3619,7 +3754,7 @@
       </w:tblCellMar>
     </w:tblPr>
   </w:style>
-  <w:style w:type="numbering" w:styleId="KeineListe" w:default="1">
+  <w:style w:type="numbering" w:default="1" w:styleId="KeineListe">
     <w:name w:val="No List"/>
     <w:uiPriority w:val="99"/>
     <w:semiHidden/>
@@ -3647,7 +3782,7 @@
       </w:numPr>
     </w:pPr>
   </w:style>
-  <w:style w:type="numbering" w:styleId="berschrift" w:customStyle="1">
+  <w:style w:type="numbering" w:customStyle="1" w:styleId="berschrift">
     <w:name w:val="Überschrift"/>
     <w:uiPriority w:val="99"/>
     <w:rsid w:val="00EF652B"/>
@@ -3657,7 +3792,7 @@
       </w:numPr>
     </w:pPr>
   </w:style>
-  <w:style w:type="character" w:styleId="berschrift1Zchn" w:customStyle="1">
+  <w:style w:type="character" w:customStyle="1" w:styleId="berschrift1Zchn">
     <w:name w:val="Überschrift 1 Zchn"/>
     <w:basedOn w:val="Absatz-Standardschriftart"/>
     <w:link w:val="berschrift1"/>
@@ -3671,7 +3806,7 @@
       <w:lang w:val="de-CH" w:eastAsia="en-US"/>
     </w:rPr>
   </w:style>
-  <w:style w:type="character" w:styleId="berschrift2Zchn" w:customStyle="1">
+  <w:style w:type="character" w:customStyle="1" w:styleId="berschrift2Zchn">
     <w:name w:val="Überschrift 2 Zchn"/>
     <w:basedOn w:val="Absatz-Standardschriftart"/>
     <w:link w:val="berschrift2"/>
@@ -3685,7 +3820,7 @@
       <w:lang w:val="de-CH" w:eastAsia="en-US"/>
     </w:rPr>
   </w:style>
-  <w:style w:type="character" w:styleId="berschrift3Zchn" w:customStyle="1">
+  <w:style w:type="character" w:customStyle="1" w:styleId="berschrift3Zchn">
     <w:name w:val="Überschrift 3 Zchn"/>
     <w:basedOn w:val="Absatz-Standardschriftart"/>
     <w:link w:val="berschrift3"/>
@@ -3699,7 +3834,7 @@
       <w:lang w:val="de-CH" w:eastAsia="en-US"/>
     </w:rPr>
   </w:style>
-  <w:style w:type="character" w:styleId="berschrift4Zchn" w:customStyle="1">
+  <w:style w:type="character" w:customStyle="1" w:styleId="berschrift4Zchn">
     <w:name w:val="Überschrift 4 Zchn"/>
     <w:basedOn w:val="Absatz-Standardschriftart"/>
     <w:link w:val="berschrift4"/>
@@ -3713,7 +3848,7 @@
       <w:lang w:val="de-CH" w:eastAsia="en-US"/>
     </w:rPr>
   </w:style>
-  <w:style w:type="character" w:styleId="berschrift5Zchn" w:customStyle="1">
+  <w:style w:type="character" w:customStyle="1" w:styleId="berschrift5Zchn">
     <w:name w:val="Überschrift 5 Zchn"/>
     <w:basedOn w:val="Absatz-Standardschriftart"/>
     <w:link w:val="berschrift5"/>
@@ -3727,7 +3862,7 @@
       <w:lang w:val="de-CH" w:eastAsia="en-US"/>
     </w:rPr>
   </w:style>
-  <w:style w:type="character" w:styleId="berschrift6Zchn" w:customStyle="1">
+  <w:style w:type="character" w:customStyle="1" w:styleId="berschrift6Zchn">
     <w:name w:val="Überschrift 6 Zchn"/>
     <w:basedOn w:val="Absatz-Standardschriftart"/>
     <w:link w:val="berschrift6"/>
@@ -3741,7 +3876,7 @@
       <w:lang w:val="de-CH" w:eastAsia="en-US"/>
     </w:rPr>
   </w:style>
-  <w:style w:type="character" w:styleId="berschrift7Zchn" w:customStyle="1">
+  <w:style w:type="character" w:customStyle="1" w:styleId="berschrift7Zchn">
     <w:name w:val="Überschrift 7 Zchn"/>
     <w:basedOn w:val="Absatz-Standardschriftart"/>
     <w:link w:val="berschrift7"/>
@@ -3755,7 +3890,7 @@
       <w:lang w:val="de-CH" w:eastAsia="en-US"/>
     </w:rPr>
   </w:style>
-  <w:style w:type="character" w:styleId="berschrift8Zchn" w:customStyle="1">
+  <w:style w:type="character" w:customStyle="1" w:styleId="berschrift8Zchn">
     <w:name w:val="Überschrift 8 Zchn"/>
     <w:basedOn w:val="Absatz-Standardschriftart"/>
     <w:link w:val="berschrift8"/>
@@ -3769,7 +3904,7 @@
       <w:lang w:val="de-CH" w:eastAsia="en-US"/>
     </w:rPr>
   </w:style>
-  <w:style w:type="character" w:styleId="berschrift9Zchn" w:customStyle="1">
+  <w:style w:type="character" w:customStyle="1" w:styleId="berschrift9Zchn">
     <w:name w:val="Überschrift 9 Zchn"/>
     <w:basedOn w:val="Absatz-Standardschriftart"/>
     <w:link w:val="berschrift9"/>
@@ -3783,7 +3918,7 @@
       <w:lang w:val="de-CH" w:eastAsia="en-US"/>
     </w:rPr>
   </w:style>
-  <w:style w:type="numbering" w:styleId="Bullet" w:customStyle="1">
+  <w:style w:type="numbering" w:customStyle="1" w:styleId="Bullet">
     <w:name w:val="Bullet"/>
     <w:uiPriority w:val="99"/>
     <w:rsid w:val="00EE6390"/>
@@ -3793,7 +3928,7 @@
       </w:numPr>
     </w:pPr>
   </w:style>
-  <w:style w:type="paragraph" w:styleId="ColumnTextCentered" w:customStyle="1">
+  <w:style w:type="paragraph" w:customStyle="1" w:styleId="ColumnTextCentered">
     <w:name w:val="ColumnTextCentered"/>
     <w:basedOn w:val="Standard"/>
     <w:rsid w:val="00B5539D"/>
@@ -3802,7 +3937,7 @@
       <w:jc w:val="center"/>
     </w:pPr>
   </w:style>
-  <w:style w:type="paragraph" w:styleId="ColumnTextLeft" w:customStyle="1">
+  <w:style w:type="paragraph" w:customStyle="1" w:styleId="ColumnTextLeft">
     <w:name w:val="ColumnTextLeft"/>
     <w:basedOn w:val="Standard"/>
     <w:rsid w:val="00B5539D"/>
@@ -3810,7 +3945,7 @@
       <w:spacing w:before="20"/>
     </w:pPr>
   </w:style>
-  <w:style w:type="paragraph" w:styleId="ColumnTextLeftBold" w:customStyle="1">
+  <w:style w:type="paragraph" w:customStyle="1" w:styleId="ColumnTextLeftBold">
     <w:name w:val="ColumnTextLeftBold"/>
     <w:basedOn w:val="ColumnTextLeft"/>
     <w:rsid w:val="00B5539D"/>
@@ -3818,7 +3953,7 @@
       <w:b/>
     </w:rPr>
   </w:style>
-  <w:style w:type="paragraph" w:styleId="ColumnTextRight" w:customStyle="1">
+  <w:style w:type="paragraph" w:customStyle="1" w:styleId="ColumnTextRight">
     <w:name w:val="ColumnTextRight"/>
     <w:basedOn w:val="Standard"/>
     <w:rsid w:val="00B5539D"/>
@@ -3827,14 +3962,14 @@
       <w:jc w:val="right"/>
     </w:pPr>
   </w:style>
-  <w:style w:type="paragraph" w:styleId="ColumnTitleCentered" w:customStyle="1">
+  <w:style w:type="paragraph" w:customStyle="1" w:styleId="ColumnTitleCentered">
     <w:name w:val="ColumnTitleCentered"/>
     <w:basedOn w:val="Standard"/>
     <w:next w:val="ColumnTextCentered"/>
     <w:rsid w:val="00921D62"/>
     <w:pPr>
       <w:pBdr>
-        <w:bottom w:val="single" w:color="auto" w:sz="6" w:space="1"/>
+        <w:bottom w:val="single" w:sz="6" w:space="1" w:color="auto"/>
       </w:pBdr>
       <w:spacing w:after="40"/>
       <w:jc w:val="center"/>
@@ -3844,14 +3979,14 @@
       <w:sz w:val="15"/>
     </w:rPr>
   </w:style>
-  <w:style w:type="paragraph" w:styleId="ColumnTitleLeft" w:customStyle="1">
+  <w:style w:type="paragraph" w:customStyle="1" w:styleId="ColumnTitleLeft">
     <w:name w:val="ColumnTitleLeft"/>
     <w:basedOn w:val="Standard"/>
     <w:next w:val="ColumnTextLeft"/>
     <w:rsid w:val="00B5539D"/>
     <w:pPr>
       <w:pBdr>
-        <w:bottom w:val="single" w:color="auto" w:sz="6" w:space="1"/>
+        <w:bottom w:val="single" w:sz="6" w:space="1" w:color="auto"/>
       </w:pBdr>
       <w:spacing w:after="40"/>
     </w:pPr>
@@ -3860,13 +3995,13 @@
       <w:sz w:val="15"/>
     </w:rPr>
   </w:style>
-  <w:style w:type="paragraph" w:styleId="ColumnTitleRight" w:customStyle="1">
+  <w:style w:type="paragraph" w:customStyle="1" w:styleId="ColumnTitleRight">
     <w:name w:val="ColumnTitleRight"/>
     <w:basedOn w:val="Standard"/>
     <w:rsid w:val="00B5539D"/>
     <w:pPr>
       <w:pBdr>
-        <w:bottom w:val="single" w:color="auto" w:sz="6" w:space="1"/>
+        <w:bottom w:val="single" w:sz="6" w:space="1" w:color="auto"/>
       </w:pBdr>
       <w:spacing w:after="40"/>
       <w:jc w:val="right"/>
@@ -3876,7 +4011,7 @@
       <w:sz w:val="15"/>
     </w:rPr>
   </w:style>
-  <w:style w:type="table" w:styleId="SWISSCOMTabelle" w:customStyle="1">
+  <w:style w:type="table" w:customStyle="1" w:styleId="SWISSCOMTabelle">
     <w:name w:val="SWISSCOM Tabelle"/>
     <w:basedOn w:val="NormaleTabelle"/>
     <w:uiPriority w:val="99"/>
@@ -3897,7 +4032,7 @@
     <w:tblStylePr w:type="firstRow">
       <w:pPr>
         <w:wordWrap/>
-        <w:spacing w:before="0" w:beforeLines="0" w:beforeAutospacing="0" w:after="0" w:afterLines="0" w:afterAutospacing="0" w:line="264" w:lineRule="auto"/>
+        <w:spacing w:beforeLines="0" w:before="0" w:beforeAutospacing="0" w:afterLines="0" w:after="0" w:afterAutospacing="0" w:line="264" w:lineRule="auto"/>
         <w:jc w:val="left"/>
       </w:pPr>
       <w:rPr>
@@ -3911,7 +4046,7 @@
       <w:tblPr/>
       <w:tcPr>
         <w:tcBorders>
-          <w:bottom w:val="single" w:color="0EABA9" w:sz="4" w:space="0"/>
+          <w:bottom w:val="single" w:sz="4" w:space="0" w:color="0EABA9"/>
         </w:tcBorders>
       </w:tcPr>
     </w:tblStylePr>
@@ -3922,8 +4057,8 @@
       <w:tblPr/>
       <w:tcPr>
         <w:tcBorders>
-          <w:top w:val="single" w:color="auto" w:sz="4" w:space="0"/>
-          <w:bottom w:val="single" w:color="auto" w:sz="4" w:space="0"/>
+          <w:top w:val="single" w:sz="4" w:space="0" w:color="auto"/>
+          <w:bottom w:val="single" w:sz="4" w:space="0" w:color="auto"/>
         </w:tcBorders>
       </w:tcPr>
     </w:tblStylePr>
@@ -3953,7 +4088,7 @@
     <w:next w:val="Standard"/>
     <w:rsid w:val="00B5539D"/>
   </w:style>
-  <w:style w:type="paragraph" w:styleId="DocInfo" w:customStyle="1">
+  <w:style w:type="paragraph" w:customStyle="1" w:styleId="DocInfo">
     <w:name w:val="DocInfo"/>
     <w:basedOn w:val="Standard"/>
     <w:rsid w:val="00B5539D"/>
@@ -3962,7 +4097,7 @@
       <w:sz w:val="2"/>
     </w:rPr>
   </w:style>
-  <w:style w:type="paragraph" w:styleId="Enclosures" w:customStyle="1">
+  <w:style w:type="paragraph" w:customStyle="1" w:styleId="Enclosures">
     <w:name w:val="Enclosures"/>
     <w:basedOn w:val="Standard"/>
     <w:next w:val="Aufzhlungszeichen"/>
@@ -4026,7 +4161,7 @@
     <w:link w:val="KopfzeileZchn"/>
     <w:rsid w:val="00B5539D"/>
   </w:style>
-  <w:style w:type="paragraph" w:styleId="Hidden" w:customStyle="1">
+  <w:style w:type="paragraph" w:customStyle="1" w:styleId="Hidden">
     <w:name w:val="Hidden"/>
     <w:basedOn w:val="Standard"/>
     <w:rsid w:val="00B5539D"/>
@@ -4184,7 +4319,7 @@
       <w:contextualSpacing/>
     </w:pPr>
   </w:style>
-  <w:style w:type="paragraph" w:styleId="Marginalia" w:customStyle="1">
+  <w:style w:type="paragraph" w:customStyle="1" w:styleId="Marginalia">
     <w:name w:val="Marginalia"/>
     <w:basedOn w:val="Standard"/>
     <w:rsid w:val="00B5539D"/>
@@ -4204,7 +4339,7 @@
       <w:sz w:val="15"/>
     </w:rPr>
   </w:style>
-  <w:style w:type="paragraph" w:styleId="Recipient" w:customStyle="1">
+  <w:style w:type="paragraph" w:customStyle="1" w:styleId="Recipient">
     <w:name w:val="Recipient"/>
     <w:basedOn w:val="Standard"/>
     <w:rsid w:val="00DE53C5"/>
@@ -4212,7 +4347,7 @@
       <w:spacing w:after="0"/>
     </w:pPr>
   </w:style>
-  <w:style w:type="paragraph" w:styleId="ReferenceBlock" w:customStyle="1">
+  <w:style w:type="paragraph" w:customStyle="1" w:styleId="ReferenceBlock">
     <w:name w:val="ReferenceBlock"/>
     <w:basedOn w:val="Standard"/>
     <w:rsid w:val="00502151"/>
@@ -4220,7 +4355,7 @@
       <w:sz w:val="15"/>
     </w:rPr>
   </w:style>
-  <w:style w:type="paragraph" w:styleId="ReferenceBlockBold" w:customStyle="1">
+  <w:style w:type="paragraph" w:customStyle="1" w:styleId="ReferenceBlockBold">
     <w:name w:val="ReferenceBlockBold"/>
     <w:basedOn w:val="Standard"/>
     <w:rsid w:val="00502151"/>
@@ -4229,7 +4364,7 @@
       <w:sz w:val="15"/>
     </w:rPr>
   </w:style>
-  <w:style w:type="paragraph" w:styleId="ReferenceData" w:customStyle="1">
+  <w:style w:type="paragraph" w:customStyle="1" w:styleId="ReferenceData">
     <w:name w:val="ReferenceData"/>
     <w:basedOn w:val="Standard"/>
     <w:rsid w:val="0049064A"/>
@@ -4240,7 +4375,7 @@
       <w:sz w:val="16"/>
     </w:rPr>
   </w:style>
-  <w:style w:type="paragraph" w:styleId="ReferenceDataBold" w:customStyle="1">
+  <w:style w:type="paragraph" w:customStyle="1" w:styleId="ReferenceDataBold">
     <w:name w:val="ReferenceDataBold"/>
     <w:basedOn w:val="Standard"/>
     <w:rsid w:val="00B5539D"/>
@@ -4248,7 +4383,7 @@
       <w:b/>
     </w:rPr>
   </w:style>
-  <w:style w:type="paragraph" w:styleId="SenderAddress" w:customStyle="1">
+  <w:style w:type="paragraph" w:customStyle="1" w:styleId="SenderAddress">
     <w:name w:val="SenderAddress"/>
     <w:basedOn w:val="Standard"/>
     <w:rsid w:val="0049064A"/>
@@ -4273,7 +4408,7 @@
       <w:spacing w:before="1920"/>
     </w:pPr>
     <w:rPr>
-      <w:rFonts w:cs="Arial" w:asciiTheme="majorHAnsi" w:hAnsiTheme="majorHAnsi"/>
+      <w:rFonts w:asciiTheme="majorHAnsi" w:hAnsiTheme="majorHAnsi" w:cs="Arial"/>
       <w:b/>
       <w:bCs/>
       <w:kern w:val="28"/>
@@ -4299,7 +4434,7 @@
     <w:qFormat/>
     <w:rsid w:val="004D36AC"/>
     <w:pPr>
-      <w:framePr w:w="0" w:wrap="auto" w:yAlign="inline" w:hRule="auto"/>
+      <w:framePr w:w="0" w:hRule="auto" w:wrap="auto" w:yAlign="inline"/>
       <w:spacing w:before="240" w:after="0"/>
     </w:pPr>
     <w:rPr>
@@ -4319,8 +4454,8 @@
     <w:tblPr>
       <w:tblStyleRowBandSize w:val="1"/>
       <w:tblBorders>
-        <w:insideH w:val="single" w:color="FFFFFF" w:sz="18" w:space="0"/>
-        <w:insideV w:val="single" w:color="FFFFFF" w:sz="18" w:space="0"/>
+        <w:insideH w:val="single" w:sz="18" w:space="0" w:color="FFFFFF"/>
+        <w:insideV w:val="single" w:sz="18" w:space="0" w:color="FFFFFF"/>
       </w:tblBorders>
     </w:tblPr>
     <w:tblStylePr w:type="firstRow">
@@ -4332,8 +4467,8 @@
       <w:tblPr/>
       <w:tcPr>
         <w:tcBorders>
-          <w:tl2br w:val="none" w:color="auto" w:sz="0" w:space="0"/>
-          <w:tr2bl w:val="none" w:color="auto" w:sz="0" w:space="0"/>
+          <w:tl2br w:val="none" w:sz="0" w:space="0" w:color="auto"/>
+          <w:tr2bl w:val="none" w:sz="0" w:space="0" w:color="auto"/>
         </w:tcBorders>
         <w:shd w:val="pct20" w:color="000000" w:fill="FFFFFF"/>
       </w:tcPr>
@@ -4345,8 +4480,8 @@
       <w:tblPr/>
       <w:tcPr>
         <w:tcBorders>
-          <w:tl2br w:val="none" w:color="auto" w:sz="0" w:space="0"/>
-          <w:tr2bl w:val="none" w:color="auto" w:sz="0" w:space="0"/>
+          <w:tl2br w:val="none" w:sz="0" w:space="0" w:color="auto"/>
+          <w:tr2bl w:val="none" w:sz="0" w:space="0" w:color="auto"/>
         </w:tcBorders>
         <w:shd w:val="pct5" w:color="000000" w:fill="FFFFFF"/>
       </w:tcPr>
@@ -4358,8 +4493,8 @@
       <w:tblPr/>
       <w:tcPr>
         <w:tcBorders>
-          <w:tl2br w:val="none" w:color="auto" w:sz="0" w:space="0"/>
-          <w:tr2bl w:val="none" w:color="auto" w:sz="0" w:space="0"/>
+          <w:tl2br w:val="none" w:sz="0" w:space="0" w:color="auto"/>
+          <w:tr2bl w:val="none" w:sz="0" w:space="0" w:color="auto"/>
         </w:tcBorders>
         <w:shd w:val="pct20" w:color="000000" w:fill="FFFFFF"/>
       </w:tcPr>
@@ -4371,12 +4506,12 @@
     <w:rsid w:val="008F2FAF"/>
     <w:tblPr>
       <w:tblBorders>
-        <w:top w:val="single" w:color="auto" w:sz="4" w:space="0"/>
-        <w:left w:val="single" w:color="auto" w:sz="4" w:space="0"/>
-        <w:bottom w:val="single" w:color="auto" w:sz="4" w:space="0"/>
-        <w:right w:val="single" w:color="auto" w:sz="4" w:space="0"/>
-        <w:insideH w:val="single" w:color="auto" w:sz="4" w:space="0"/>
-        <w:insideV w:val="single" w:color="auto" w:sz="4" w:space="0"/>
+        <w:top w:val="single" w:sz="4" w:space="0" w:color="auto"/>
+        <w:left w:val="single" w:sz="4" w:space="0" w:color="auto"/>
+        <w:bottom w:val="single" w:sz="4" w:space="0" w:color="auto"/>
+        <w:right w:val="single" w:sz="4" w:space="0" w:color="auto"/>
+        <w:insideH w:val="single" w:sz="4" w:space="0" w:color="auto"/>
+        <w:insideV w:val="single" w:sz="4" w:space="0" w:color="auto"/>
       </w:tblBorders>
     </w:tblPr>
   </w:style>
@@ -4390,12 +4525,12 @@
     </w:pPr>
     <w:tblPr>
       <w:tblBorders>
-        <w:top w:val="single" w:color="000000" w:sz="6" w:space="0"/>
-        <w:left w:val="single" w:color="000000" w:sz="6" w:space="0"/>
-        <w:bottom w:val="single" w:color="000000" w:sz="6" w:space="0"/>
-        <w:right w:val="single" w:color="000000" w:sz="6" w:space="0"/>
-        <w:insideH w:val="single" w:color="000000" w:sz="6" w:space="0"/>
-        <w:insideV w:val="single" w:color="000000" w:sz="6" w:space="0"/>
+        <w:top w:val="single" w:sz="6" w:space="0" w:color="000000"/>
+        <w:left w:val="single" w:sz="6" w:space="0" w:color="000000"/>
+        <w:bottom w:val="single" w:sz="6" w:space="0" w:color="000000"/>
+        <w:right w:val="single" w:sz="6" w:space="0" w:color="000000"/>
+        <w:insideH w:val="single" w:sz="6" w:space="0" w:color="000000"/>
+        <w:insideV w:val="single" w:sz="6" w:space="0" w:color="000000"/>
       </w:tblBorders>
     </w:tblPr>
     <w:tcPr>
@@ -4409,8 +4544,8 @@
       <w:tblPr/>
       <w:tcPr>
         <w:tcBorders>
-          <w:tl2br w:val="none" w:color="auto" w:sz="0" w:space="0"/>
-          <w:tr2bl w:val="none" w:color="auto" w:sz="0" w:space="0"/>
+          <w:tl2br w:val="none" w:sz="0" w:space="0" w:color="auto"/>
+          <w:tr2bl w:val="none" w:sz="0" w:space="0" w:color="auto"/>
         </w:tcBorders>
       </w:tcPr>
     </w:tblStylePr>
@@ -4422,8 +4557,8 @@
       <w:tblPr/>
       <w:tcPr>
         <w:tcBorders>
-          <w:tl2br w:val="none" w:color="auto" w:sz="0" w:space="0"/>
-          <w:tr2bl w:val="none" w:color="auto" w:sz="0" w:space="0"/>
+          <w:tl2br w:val="none" w:sz="0" w:space="0" w:color="auto"/>
+          <w:tr2bl w:val="none" w:sz="0" w:space="0" w:color="auto"/>
         </w:tcBorders>
       </w:tcPr>
     </w:tblStylePr>
@@ -4438,8 +4573,8 @@
     </w:pPr>
     <w:tblPr>
       <w:tblBorders>
-        <w:insideH w:val="single" w:color="000000" w:sz="6" w:space="0"/>
-        <w:insideV w:val="single" w:color="000000" w:sz="6" w:space="0"/>
+        <w:insideH w:val="single" w:sz="6" w:space="0" w:color="000000"/>
+        <w:insideV w:val="single" w:sz="6" w:space="0" w:color="000000"/>
       </w:tblBorders>
     </w:tblPr>
     <w:tcPr>
@@ -4453,8 +4588,8 @@
       <w:tblPr/>
       <w:tcPr>
         <w:tcBorders>
-          <w:tl2br w:val="none" w:color="auto" w:sz="0" w:space="0"/>
-          <w:tr2bl w:val="none" w:color="auto" w:sz="0" w:space="0"/>
+          <w:tl2br w:val="none" w:sz="0" w:space="0" w:color="auto"/>
+          <w:tr2bl w:val="none" w:sz="0" w:space="0" w:color="auto"/>
         </w:tcBorders>
       </w:tcPr>
     </w:tblStylePr>
@@ -4466,9 +4601,9 @@
       <w:tblPr/>
       <w:tcPr>
         <w:tcBorders>
-          <w:top w:val="single" w:color="000000" w:sz="6" w:space="0"/>
-          <w:tl2br w:val="none" w:color="auto" w:sz="0" w:space="0"/>
-          <w:tr2bl w:val="none" w:color="auto" w:sz="0" w:space="0"/>
+          <w:top w:val="single" w:sz="6" w:space="0" w:color="000000"/>
+          <w:tl2br w:val="none" w:sz="0" w:space="0" w:color="auto"/>
+          <w:tr2bl w:val="none" w:sz="0" w:space="0" w:color="auto"/>
         </w:tcBorders>
       </w:tcPr>
     </w:tblStylePr>
@@ -4480,8 +4615,8 @@
       <w:tblPr/>
       <w:tcPr>
         <w:tcBorders>
-          <w:tl2br w:val="none" w:color="auto" w:sz="0" w:space="0"/>
-          <w:tr2bl w:val="none" w:color="auto" w:sz="0" w:space="0"/>
+          <w:tl2br w:val="none" w:sz="0" w:space="0" w:color="auto"/>
+          <w:tr2bl w:val="none" w:sz="0" w:space="0" w:color="auto"/>
         </w:tcBorders>
       </w:tcPr>
     </w:tblStylePr>
@@ -4493,8 +4628,8 @@
       <w:tblPr/>
       <w:tcPr>
         <w:tcBorders>
-          <w:tl2br w:val="none" w:color="auto" w:sz="0" w:space="0"/>
-          <w:tr2bl w:val="none" w:color="auto" w:sz="0" w:space="0"/>
+          <w:tl2br w:val="none" w:sz="0" w:space="0" w:color="auto"/>
+          <w:tr2bl w:val="none" w:sz="0" w:space="0" w:color="auto"/>
         </w:tcBorders>
       </w:tcPr>
     </w:tblStylePr>
@@ -4509,11 +4644,11 @@
     </w:pPr>
     <w:tblPr>
       <w:tblBorders>
-        <w:top w:val="single" w:color="000000" w:sz="6" w:space="0"/>
-        <w:left w:val="single" w:color="000000" w:sz="12" w:space="0"/>
-        <w:bottom w:val="single" w:color="000000" w:sz="6" w:space="0"/>
-        <w:right w:val="single" w:color="000000" w:sz="12" w:space="0"/>
-        <w:insideV w:val="single" w:color="000000" w:sz="6" w:space="0"/>
+        <w:top w:val="single" w:sz="6" w:space="0" w:color="000000"/>
+        <w:left w:val="single" w:sz="12" w:space="0" w:color="000000"/>
+        <w:bottom w:val="single" w:sz="6" w:space="0" w:color="000000"/>
+        <w:right w:val="single" w:sz="12" w:space="0" w:color="000000"/>
+        <w:insideV w:val="single" w:sz="6" w:space="0" w:color="000000"/>
       </w:tblBorders>
     </w:tblPr>
     <w:tcPr>
@@ -4523,9 +4658,9 @@
       <w:tblPr/>
       <w:tcPr>
         <w:tcBorders>
-          <w:bottom w:val="single" w:color="000000" w:sz="6" w:space="0"/>
-          <w:tl2br w:val="none" w:color="auto" w:sz="0" w:space="0"/>
-          <w:tr2bl w:val="none" w:color="auto" w:sz="0" w:space="0"/>
+          <w:bottom w:val="single" w:sz="6" w:space="0" w:color="000000"/>
+          <w:tl2br w:val="none" w:sz="0" w:space="0" w:color="auto"/>
+          <w:tr2bl w:val="none" w:sz="0" w:space="0" w:color="auto"/>
         </w:tcBorders>
         <w:shd w:val="pct30" w:color="FFFF00" w:fill="FFFFFF"/>
       </w:tcPr>
@@ -4538,8 +4673,8 @@
       <w:tblPr/>
       <w:tcPr>
         <w:tcBorders>
-          <w:tl2br w:val="none" w:color="auto" w:sz="0" w:space="0"/>
-          <w:tr2bl w:val="none" w:color="auto" w:sz="0" w:space="0"/>
+          <w:tl2br w:val="none" w:sz="0" w:space="0" w:color="auto"/>
+          <w:tr2bl w:val="none" w:sz="0" w:space="0" w:color="auto"/>
         </w:tcBorders>
       </w:tcPr>
     </w:tblStylePr>
@@ -4551,8 +4686,8 @@
       <w:tblPr/>
       <w:tcPr>
         <w:tcBorders>
-          <w:tl2br w:val="none" w:color="auto" w:sz="0" w:space="0"/>
-          <w:tr2bl w:val="none" w:color="auto" w:sz="0" w:space="0"/>
+          <w:tl2br w:val="none" w:sz="0" w:space="0" w:color="auto"/>
+          <w:tr2bl w:val="none" w:sz="0" w:space="0" w:color="auto"/>
         </w:tcBorders>
       </w:tcPr>
     </w:tblStylePr>
@@ -4567,10 +4702,10 @@
     </w:pPr>
     <w:tblPr>
       <w:tblBorders>
-        <w:left w:val="single" w:color="000000" w:sz="12" w:space="0"/>
-        <w:right w:val="single" w:color="000000" w:sz="12" w:space="0"/>
-        <w:insideH w:val="single" w:color="000000" w:sz="6" w:space="0"/>
-        <w:insideV w:val="single" w:color="000000" w:sz="6" w:space="0"/>
+        <w:left w:val="single" w:sz="12" w:space="0" w:color="000000"/>
+        <w:right w:val="single" w:sz="12" w:space="0" w:color="000000"/>
+        <w:insideH w:val="single" w:sz="6" w:space="0" w:color="000000"/>
+        <w:insideV w:val="single" w:sz="6" w:space="0" w:color="000000"/>
       </w:tblBorders>
     </w:tblPr>
     <w:tcPr>
@@ -4583,9 +4718,9 @@
       <w:tblPr/>
       <w:tcPr>
         <w:tcBorders>
-          <w:bottom w:val="single" w:color="000000" w:sz="6" w:space="0"/>
-          <w:tl2br w:val="none" w:color="auto" w:sz="0" w:space="0"/>
-          <w:tr2bl w:val="none" w:color="auto" w:sz="0" w:space="0"/>
+          <w:bottom w:val="single" w:sz="6" w:space="0" w:color="000000"/>
+          <w:tl2br w:val="none" w:sz="0" w:space="0" w:color="auto"/>
+          <w:tr2bl w:val="none" w:sz="0" w:space="0" w:color="auto"/>
         </w:tcBorders>
         <w:shd w:val="pct30" w:color="FFFF00" w:fill="FFFFFF"/>
       </w:tcPr>
@@ -4599,9 +4734,9 @@
       <w:tblPr/>
       <w:tcPr>
         <w:tcBorders>
-          <w:top w:val="single" w:color="000000" w:sz="6" w:space="0"/>
-          <w:tl2br w:val="none" w:color="auto" w:sz="0" w:space="0"/>
-          <w:tr2bl w:val="none" w:color="auto" w:sz="0" w:space="0"/>
+          <w:top w:val="single" w:sz="6" w:space="0" w:color="000000"/>
+          <w:tl2br w:val="none" w:sz="0" w:space="0" w:color="auto"/>
+          <w:tr2bl w:val="none" w:sz="0" w:space="0" w:color="auto"/>
         </w:tcBorders>
         <w:shd w:val="pct30" w:color="FFFF00" w:fill="FFFFFF"/>
       </w:tcPr>
@@ -4615,8 +4750,8 @@
       <w:tblPr/>
       <w:tcPr>
         <w:tcBorders>
-          <w:tl2br w:val="none" w:color="auto" w:sz="0" w:space="0"/>
-          <w:tr2bl w:val="none" w:color="auto" w:sz="0" w:space="0"/>
+          <w:tl2br w:val="none" w:sz="0" w:space="0" w:color="auto"/>
+          <w:tr2bl w:val="none" w:sz="0" w:space="0" w:color="auto"/>
         </w:tcBorders>
       </w:tcPr>
     </w:tblStylePr>
@@ -4631,12 +4766,12 @@
     </w:pPr>
     <w:tblPr>
       <w:tblBorders>
-        <w:top w:val="single" w:color="000000" w:sz="12" w:space="0"/>
-        <w:left w:val="single" w:color="000000" w:sz="12" w:space="0"/>
-        <w:bottom w:val="single" w:color="000000" w:sz="12" w:space="0"/>
-        <w:right w:val="single" w:color="000000" w:sz="12" w:space="0"/>
-        <w:insideH w:val="single" w:color="000000" w:sz="6" w:space="0"/>
-        <w:insideV w:val="single" w:color="000000" w:sz="6" w:space="0"/>
+        <w:top w:val="single" w:sz="12" w:space="0" w:color="000000"/>
+        <w:left w:val="single" w:sz="12" w:space="0" w:color="000000"/>
+        <w:bottom w:val="single" w:sz="12" w:space="0" w:color="000000"/>
+        <w:right w:val="single" w:sz="12" w:space="0" w:color="000000"/>
+        <w:insideH w:val="single" w:sz="6" w:space="0" w:color="000000"/>
+        <w:insideV w:val="single" w:sz="6" w:space="0" w:color="000000"/>
       </w:tblBorders>
     </w:tblPr>
     <w:tcPr>
@@ -4646,9 +4781,9 @@
       <w:tblPr/>
       <w:tcPr>
         <w:tcBorders>
-          <w:bottom w:val="single" w:color="000000" w:sz="12" w:space="0"/>
-          <w:tl2br w:val="none" w:color="auto" w:sz="0" w:space="0"/>
-          <w:tr2bl w:val="none" w:color="auto" w:sz="0" w:space="0"/>
+          <w:bottom w:val="single" w:sz="12" w:space="0" w:color="000000"/>
+          <w:tl2br w:val="none" w:sz="0" w:space="0" w:color="auto"/>
+          <w:tr2bl w:val="none" w:sz="0" w:space="0" w:color="auto"/>
         </w:tcBorders>
       </w:tcPr>
     </w:tblStylePr>
@@ -4660,8 +4795,8 @@
       <w:tblPr/>
       <w:tcPr>
         <w:tcBorders>
-          <w:tl2br w:val="none" w:color="auto" w:sz="0" w:space="0"/>
-          <w:tr2bl w:val="none" w:color="auto" w:sz="0" w:space="0"/>
+          <w:tl2br w:val="none" w:sz="0" w:space="0" w:color="auto"/>
+          <w:tr2bl w:val="none" w:sz="0" w:space="0" w:color="auto"/>
         </w:tcBorders>
       </w:tcPr>
     </w:tblStylePr>
@@ -4673,8 +4808,8 @@
       <w:tblPr/>
       <w:tcPr>
         <w:tcBorders>
-          <w:tl2br w:val="none" w:color="auto" w:sz="0" w:space="0"/>
-          <w:tr2bl w:val="none" w:color="auto" w:sz="0" w:space="0"/>
+          <w:tl2br w:val="none" w:sz="0" w:space="0" w:color="auto"/>
+          <w:tr2bl w:val="none" w:sz="0" w:space="0" w:color="auto"/>
         </w:tcBorders>
       </w:tcPr>
     </w:tblStylePr>
@@ -4682,8 +4817,8 @@
       <w:tblPr/>
       <w:tcPr>
         <w:tcBorders>
-          <w:tl2br w:val="single" w:color="000000" w:sz="6" w:space="0"/>
-          <w:tr2bl w:val="none" w:color="auto" w:sz="0" w:space="0"/>
+          <w:tl2br w:val="single" w:sz="6" w:space="0" w:color="000000"/>
+          <w:tr2bl w:val="none" w:sz="0" w:space="0" w:color="auto"/>
         </w:tcBorders>
       </w:tcPr>
     </w:tblStylePr>
@@ -4698,11 +4833,11 @@
     </w:pPr>
     <w:tblPr>
       <w:tblBorders>
-        <w:top w:val="single" w:color="000000" w:sz="12" w:space="0"/>
-        <w:left w:val="single" w:color="000000" w:sz="12" w:space="0"/>
-        <w:bottom w:val="single" w:color="000000" w:sz="12" w:space="0"/>
-        <w:right w:val="single" w:color="000000" w:sz="12" w:space="0"/>
-        <w:insideV w:val="single" w:color="000000" w:sz="6" w:space="0"/>
+        <w:top w:val="single" w:sz="12" w:space="0" w:color="000000"/>
+        <w:left w:val="single" w:sz="12" w:space="0" w:color="000000"/>
+        <w:bottom w:val="single" w:sz="12" w:space="0" w:color="000000"/>
+        <w:right w:val="single" w:sz="12" w:space="0" w:color="000000"/>
+        <w:insideV w:val="single" w:sz="6" w:space="0" w:color="000000"/>
       </w:tblBorders>
     </w:tblPr>
     <w:tcPr>
@@ -4716,9 +4851,9 @@
       <w:tblPr/>
       <w:tcPr>
         <w:tcBorders>
-          <w:bottom w:val="single" w:color="000000" w:sz="6" w:space="0"/>
-          <w:tl2br w:val="none" w:color="auto" w:sz="0" w:space="0"/>
-          <w:tr2bl w:val="none" w:color="auto" w:sz="0" w:space="0"/>
+          <w:bottom w:val="single" w:sz="6" w:space="0" w:color="000000"/>
+          <w:tl2br w:val="none" w:sz="0" w:space="0" w:color="auto"/>
+          <w:tr2bl w:val="none" w:sz="0" w:space="0" w:color="auto"/>
         </w:tcBorders>
       </w:tcPr>
     </w:tblStylePr>
@@ -4729,9 +4864,9 @@
       <w:tblPr/>
       <w:tcPr>
         <w:tcBorders>
-          <w:top w:val="single" w:color="000000" w:sz="6" w:space="0"/>
-          <w:tl2br w:val="none" w:color="auto" w:sz="0" w:space="0"/>
-          <w:tr2bl w:val="none" w:color="auto" w:sz="0" w:space="0"/>
+          <w:top w:val="single" w:sz="6" w:space="0" w:color="000000"/>
+          <w:tl2br w:val="none" w:sz="0" w:space="0" w:color="auto"/>
+          <w:tr2bl w:val="none" w:sz="0" w:space="0" w:color="auto"/>
         </w:tcBorders>
       </w:tcPr>
     </w:tblStylePr>
@@ -4743,8 +4878,8 @@
       <w:tblPr/>
       <w:tcPr>
         <w:tcBorders>
-          <w:tl2br w:val="none" w:color="auto" w:sz="0" w:space="0"/>
-          <w:tr2bl w:val="none" w:color="auto" w:sz="0" w:space="0"/>
+          <w:tl2br w:val="none" w:sz="0" w:space="0" w:color="auto"/>
+          <w:tr2bl w:val="none" w:sz="0" w:space="0" w:color="auto"/>
         </w:tcBorders>
       </w:tcPr>
     </w:tblStylePr>
@@ -4752,8 +4887,8 @@
       <w:tblPr/>
       <w:tcPr>
         <w:tcBorders>
-          <w:tl2br w:val="single" w:color="000000" w:sz="6" w:space="0"/>
-          <w:tr2bl w:val="none" w:color="auto" w:sz="0" w:space="0"/>
+          <w:tl2br w:val="single" w:sz="6" w:space="0" w:color="000000"/>
+          <w:tr2bl w:val="none" w:sz="0" w:space="0" w:color="auto"/>
         </w:tcBorders>
       </w:tcPr>
     </w:tblStylePr>
@@ -4772,12 +4907,12 @@
     </w:rPr>
     <w:tblPr>
       <w:tblBorders>
-        <w:top w:val="single" w:color="000000" w:sz="12" w:space="0"/>
-        <w:left w:val="single" w:color="000000" w:sz="12" w:space="0"/>
-        <w:bottom w:val="single" w:color="000000" w:sz="12" w:space="0"/>
-        <w:right w:val="single" w:color="000000" w:sz="12" w:space="0"/>
-        <w:insideH w:val="single" w:color="000000" w:sz="6" w:space="0"/>
-        <w:insideV w:val="single" w:color="000000" w:sz="6" w:space="0"/>
+        <w:top w:val="single" w:sz="12" w:space="0" w:color="000000"/>
+        <w:left w:val="single" w:sz="12" w:space="0" w:color="000000"/>
+        <w:bottom w:val="single" w:sz="12" w:space="0" w:color="000000"/>
+        <w:right w:val="single" w:sz="12" w:space="0" w:color="000000"/>
+        <w:insideH w:val="single" w:sz="6" w:space="0" w:color="000000"/>
+        <w:insideV w:val="single" w:sz="6" w:space="0" w:color="000000"/>
       </w:tblBorders>
     </w:tblPr>
     <w:tcPr>
@@ -4791,9 +4926,9 @@
       <w:tblPr/>
       <w:tcPr>
         <w:tcBorders>
-          <w:bottom w:val="single" w:color="000000" w:sz="12" w:space="0"/>
-          <w:tl2br w:val="none" w:color="auto" w:sz="0" w:space="0"/>
-          <w:tr2bl w:val="none" w:color="auto" w:sz="0" w:space="0"/>
+          <w:bottom w:val="single" w:sz="12" w:space="0" w:color="000000"/>
+          <w:tl2br w:val="none" w:sz="0" w:space="0" w:color="auto"/>
+          <w:tr2bl w:val="none" w:sz="0" w:space="0" w:color="auto"/>
         </w:tcBorders>
       </w:tcPr>
     </w:tblStylePr>
@@ -4805,9 +4940,9 @@
       <w:tblPr/>
       <w:tcPr>
         <w:tcBorders>
-          <w:top w:val="single" w:color="000000" w:sz="6" w:space="0"/>
-          <w:tl2br w:val="none" w:color="auto" w:sz="0" w:space="0"/>
-          <w:tr2bl w:val="none" w:color="auto" w:sz="0" w:space="0"/>
+          <w:top w:val="single" w:sz="6" w:space="0" w:color="000000"/>
+          <w:tl2br w:val="none" w:sz="0" w:space="0" w:color="auto"/>
+          <w:tr2bl w:val="none" w:sz="0" w:space="0" w:color="auto"/>
         </w:tcBorders>
       </w:tcPr>
     </w:tblStylePr>
@@ -4819,8 +4954,8 @@
       <w:tblPr/>
       <w:tcPr>
         <w:tcBorders>
-          <w:tl2br w:val="none" w:color="auto" w:sz="0" w:space="0"/>
-          <w:tr2bl w:val="none" w:color="auto" w:sz="0" w:space="0"/>
+          <w:tl2br w:val="none" w:sz="0" w:space="0" w:color="auto"/>
+          <w:tr2bl w:val="none" w:sz="0" w:space="0" w:color="auto"/>
         </w:tcBorders>
       </w:tcPr>
     </w:tblStylePr>
@@ -4832,8 +4967,8 @@
       <w:tblPr/>
       <w:tcPr>
         <w:tcBorders>
-          <w:tl2br w:val="none" w:color="auto" w:sz="0" w:space="0"/>
-          <w:tr2bl w:val="none" w:color="auto" w:sz="0" w:space="0"/>
+          <w:tl2br w:val="none" w:sz="0" w:space="0" w:color="auto"/>
+          <w:tr2bl w:val="none" w:sz="0" w:space="0" w:color="auto"/>
         </w:tcBorders>
       </w:tcPr>
     </w:tblStylePr>
@@ -4841,8 +4976,8 @@
       <w:tblPr/>
       <w:tcPr>
         <w:tcBorders>
-          <w:tl2br w:val="single" w:color="000000" w:sz="6" w:space="0"/>
-          <w:tr2bl w:val="none" w:color="auto" w:sz="0" w:space="0"/>
+          <w:tl2br w:val="single" w:sz="6" w:space="0" w:color="000000"/>
+          <w:tr2bl w:val="none" w:sz="0" w:space="0" w:color="auto"/>
         </w:tcBorders>
       </w:tcPr>
     </w:tblStylePr>
@@ -4857,12 +4992,12 @@
     </w:pPr>
     <w:tblPr>
       <w:tblBorders>
-        <w:top w:val="single" w:color="000080" w:sz="6" w:space="0"/>
-        <w:left w:val="single" w:color="000080" w:sz="6" w:space="0"/>
-        <w:bottom w:val="single" w:color="000080" w:sz="6" w:space="0"/>
-        <w:right w:val="single" w:color="000080" w:sz="6" w:space="0"/>
-        <w:insideH w:val="single" w:color="000080" w:sz="6" w:space="0"/>
-        <w:insideV w:val="single" w:color="000080" w:sz="6" w:space="0"/>
+        <w:top w:val="single" w:sz="6" w:space="0" w:color="000080"/>
+        <w:left w:val="single" w:sz="6" w:space="0" w:color="000080"/>
+        <w:bottom w:val="single" w:sz="6" w:space="0" w:color="000080"/>
+        <w:right w:val="single" w:sz="6" w:space="0" w:color="000080"/>
+        <w:insideH w:val="single" w:sz="6" w:space="0" w:color="000080"/>
+        <w:insideV w:val="single" w:sz="6" w:space="0" w:color="000080"/>
       </w:tblBorders>
     </w:tblPr>
     <w:tcPr>
@@ -4877,8 +5012,8 @@
       <w:tblPr/>
       <w:tcPr>
         <w:tcBorders>
-          <w:tl2br w:val="none" w:color="auto" w:sz="0" w:space="0"/>
-          <w:tr2bl w:val="none" w:color="auto" w:sz="0" w:space="0"/>
+          <w:tl2br w:val="none" w:sz="0" w:space="0" w:color="auto"/>
+          <w:tr2bl w:val="none" w:sz="0" w:space="0" w:color="auto"/>
         </w:tcBorders>
         <w:shd w:val="solid" w:color="000080" w:fill="FFFFFF"/>
       </w:tcPr>
@@ -4892,8 +5027,8 @@
       <w:tblPr/>
       <w:tcPr>
         <w:tcBorders>
-          <w:tl2br w:val="none" w:color="auto" w:sz="0" w:space="0"/>
-          <w:tr2bl w:val="none" w:color="auto" w:sz="0" w:space="0"/>
+          <w:tl2br w:val="none" w:sz="0" w:space="0" w:color="auto"/>
+          <w:tr2bl w:val="none" w:sz="0" w:space="0" w:color="auto"/>
         </w:tcBorders>
       </w:tcPr>
     </w:tblStylePr>
@@ -4906,8 +5041,8 @@
       <w:tblPr/>
       <w:tcPr>
         <w:tcBorders>
-          <w:tl2br w:val="none" w:color="auto" w:sz="0" w:space="0"/>
-          <w:tr2bl w:val="none" w:color="auto" w:sz="0" w:space="0"/>
+          <w:tl2br w:val="none" w:sz="0" w:space="0" w:color="auto"/>
+          <w:tr2bl w:val="none" w:sz="0" w:space="0" w:color="auto"/>
         </w:tcBorders>
       </w:tcPr>
     </w:tblStylePr>
@@ -4922,11 +5057,11 @@
     </w:pPr>
     <w:tblPr>
       <w:tblBorders>
-        <w:top w:val="single" w:color="000000" w:sz="12" w:space="0"/>
-        <w:left w:val="single" w:color="000000" w:sz="12" w:space="0"/>
-        <w:bottom w:val="single" w:color="000000" w:sz="12" w:space="0"/>
-        <w:right w:val="single" w:color="000000" w:sz="12" w:space="0"/>
-        <w:insideH w:val="single" w:color="000000" w:sz="6" w:space="0"/>
+        <w:top w:val="single" w:sz="12" w:space="0" w:color="000000"/>
+        <w:left w:val="single" w:sz="12" w:space="0" w:color="000000"/>
+        <w:bottom w:val="single" w:sz="12" w:space="0" w:color="000000"/>
+        <w:right w:val="single" w:sz="12" w:space="0" w:color="000000"/>
+        <w:insideH w:val="single" w:sz="6" w:space="0" w:color="000000"/>
       </w:tblBorders>
     </w:tblPr>
     <w:tcPr>
@@ -4941,9 +5076,9 @@
       <w:tblPr/>
       <w:tcPr>
         <w:tcBorders>
-          <w:bottom w:val="single" w:color="000000" w:sz="12" w:space="0"/>
-          <w:tl2br w:val="none" w:color="auto" w:sz="0" w:space="0"/>
-          <w:tr2bl w:val="none" w:color="auto" w:sz="0" w:space="0"/>
+          <w:bottom w:val="single" w:sz="12" w:space="0" w:color="000000"/>
+          <w:tl2br w:val="none" w:sz="0" w:space="0" w:color="auto"/>
+          <w:tr2bl w:val="none" w:sz="0" w:space="0" w:color="auto"/>
         </w:tcBorders>
         <w:shd w:val="solid" w:color="808080" w:fill="FFFFFF"/>
       </w:tcPr>
@@ -4959,11 +5094,11 @@
     </w:pPr>
     <w:tblPr>
       <w:tblBorders>
-        <w:top w:val="single" w:color="000000" w:sz="6" w:space="0"/>
-        <w:left w:val="single" w:color="000000" w:sz="6" w:space="0"/>
-        <w:bottom w:val="single" w:color="000000" w:sz="6" w:space="0"/>
-        <w:right w:val="single" w:color="000000" w:sz="6" w:space="0"/>
-        <w:insideH w:val="single" w:color="000000" w:sz="6" w:space="0"/>
+        <w:top w:val="single" w:sz="6" w:space="0" w:color="000000"/>
+        <w:left w:val="single" w:sz="6" w:space="0" w:color="000000"/>
+        <w:bottom w:val="single" w:sz="6" w:space="0" w:color="000000"/>
+        <w:right w:val="single" w:sz="6" w:space="0" w:color="000000"/>
+        <w:insideH w:val="single" w:sz="6" w:space="0" w:color="000000"/>
       </w:tblBorders>
     </w:tblPr>
     <w:tcPr>
@@ -4977,9 +5112,9 @@
       <w:tblPr/>
       <w:tcPr>
         <w:tcBorders>
-          <w:bottom w:val="single" w:color="000000" w:sz="12" w:space="0"/>
-          <w:tl2br w:val="none" w:color="auto" w:sz="0" w:space="0"/>
-          <w:tr2bl w:val="none" w:color="auto" w:sz="0" w:space="0"/>
+          <w:bottom w:val="single" w:sz="12" w:space="0" w:color="000000"/>
+          <w:tl2br w:val="none" w:sz="0" w:space="0" w:color="auto"/>
+          <w:tr2bl w:val="none" w:sz="0" w:space="0" w:color="auto"/>
         </w:tcBorders>
       </w:tcPr>
     </w:tblStylePr>
@@ -4991,8 +5126,8 @@
       <w:tblPr/>
       <w:tcPr>
         <w:tcBorders>
-          <w:tl2br w:val="none" w:color="auto" w:sz="0" w:space="0"/>
-          <w:tr2bl w:val="none" w:color="auto" w:sz="0" w:space="0"/>
+          <w:tl2br w:val="none" w:sz="0" w:space="0" w:color="auto"/>
+          <w:tr2bl w:val="none" w:sz="0" w:space="0" w:color="auto"/>
         </w:tcBorders>
       </w:tcPr>
     </w:tblStylePr>
@@ -5008,10 +5143,10 @@
     <w:tblPr>
       <w:tblStyleRowBandSize w:val="1"/>
       <w:tblBorders>
-        <w:top w:val="single" w:color="000000" w:sz="6" w:space="0"/>
-        <w:left w:val="single" w:color="000000" w:sz="6" w:space="0"/>
-        <w:bottom w:val="single" w:color="000000" w:sz="6" w:space="0"/>
-        <w:right w:val="single" w:color="000000" w:sz="6" w:space="0"/>
+        <w:top w:val="single" w:sz="6" w:space="0" w:color="000000"/>
+        <w:left w:val="single" w:sz="6" w:space="0" w:color="000000"/>
+        <w:bottom w:val="single" w:sz="6" w:space="0" w:color="000000"/>
+        <w:right w:val="single" w:sz="6" w:space="0" w:color="000000"/>
       </w:tblBorders>
     </w:tblPr>
     <w:tcPr>
@@ -5025,9 +5160,9 @@
       <w:tblPr/>
       <w:tcPr>
         <w:tcBorders>
-          <w:bottom w:val="single" w:color="000000" w:sz="12" w:space="0"/>
-          <w:tl2br w:val="none" w:color="auto" w:sz="0" w:space="0"/>
-          <w:tr2bl w:val="none" w:color="auto" w:sz="0" w:space="0"/>
+          <w:bottom w:val="single" w:sz="12" w:space="0" w:color="000000"/>
+          <w:tl2br w:val="none" w:sz="0" w:space="0" w:color="auto"/>
+          <w:tr2bl w:val="none" w:sz="0" w:space="0" w:color="auto"/>
         </w:tcBorders>
       </w:tcPr>
     </w:tblStylePr>
@@ -5039,9 +5174,9 @@
       <w:tblPr/>
       <w:tcPr>
         <w:tcBorders>
-          <w:right w:val="single" w:color="000000" w:sz="12" w:space="0"/>
-          <w:tl2br w:val="none" w:color="auto" w:sz="0" w:space="0"/>
-          <w:tr2bl w:val="none" w:color="auto" w:sz="0" w:space="0"/>
+          <w:right w:val="single" w:sz="12" w:space="0" w:color="000000"/>
+          <w:tl2br w:val="none" w:sz="0" w:space="0" w:color="auto"/>
+          <w:tr2bl w:val="none" w:sz="0" w:space="0" w:color="auto"/>
         </w:tcBorders>
       </w:tcPr>
     </w:tblStylePr>
@@ -5049,8 +5184,8 @@
       <w:tblPr/>
       <w:tcPr>
         <w:tcBorders>
-          <w:tl2br w:val="none" w:color="auto" w:sz="0" w:space="0"/>
-          <w:tr2bl w:val="none" w:color="auto" w:sz="0" w:space="0"/>
+          <w:tl2br w:val="none" w:sz="0" w:space="0" w:color="auto"/>
+          <w:tr2bl w:val="none" w:sz="0" w:space="0" w:color="auto"/>
         </w:tcBorders>
         <w:shd w:val="pct25" w:color="000000" w:fill="FFFFFF"/>
       </w:tcPr>
@@ -5067,11 +5202,11 @@
     <w:tblPr>
       <w:tblStyleRowBandSize w:val="1"/>
       <w:tblBorders>
-        <w:top w:val="single" w:color="008000" w:sz="12" w:space="0"/>
-        <w:left w:val="single" w:color="008000" w:sz="6" w:space="0"/>
-        <w:bottom w:val="single" w:color="008000" w:sz="12" w:space="0"/>
-        <w:right w:val="single" w:color="008000" w:sz="6" w:space="0"/>
-        <w:insideH w:val="single" w:color="000000" w:sz="6" w:space="0"/>
+        <w:top w:val="single" w:sz="12" w:space="0" w:color="008000"/>
+        <w:left w:val="single" w:sz="6" w:space="0" w:color="008000"/>
+        <w:bottom w:val="single" w:sz="12" w:space="0" w:color="008000"/>
+        <w:right w:val="single" w:sz="6" w:space="0" w:color="008000"/>
+        <w:insideH w:val="single" w:sz="6" w:space="0" w:color="000000"/>
       </w:tblBorders>
     </w:tblPr>
     <w:tblStylePr w:type="firstRow">
@@ -5082,9 +5217,9 @@
       <w:tblPr/>
       <w:tcPr>
         <w:tcBorders>
-          <w:bottom w:val="single" w:color="008000" w:sz="12" w:space="0"/>
-          <w:tl2br w:val="none" w:color="auto" w:sz="0" w:space="0"/>
-          <w:tr2bl w:val="none" w:color="auto" w:sz="0" w:space="0"/>
+          <w:bottom w:val="single" w:sz="12" w:space="0" w:color="008000"/>
+          <w:tl2br w:val="none" w:sz="0" w:space="0" w:color="auto"/>
+          <w:tr2bl w:val="none" w:sz="0" w:space="0" w:color="auto"/>
         </w:tcBorders>
         <w:shd w:val="solid" w:color="C0C0C0" w:fill="FFFFFF"/>
       </w:tcPr>
@@ -5097,9 +5232,9 @@
       <w:tblPr/>
       <w:tcPr>
         <w:tcBorders>
-          <w:top w:val="single" w:color="008000" w:sz="12" w:space="0"/>
-          <w:tl2br w:val="none" w:color="auto" w:sz="0" w:space="0"/>
-          <w:tr2bl w:val="none" w:color="auto" w:sz="0" w:space="0"/>
+          <w:top w:val="single" w:sz="12" w:space="0" w:color="008000"/>
+          <w:tl2br w:val="none" w:sz="0" w:space="0" w:color="auto"/>
+          <w:tr2bl w:val="none" w:sz="0" w:space="0" w:color="auto"/>
         </w:tcBorders>
       </w:tcPr>
     </w:tblStylePr>
@@ -5111,8 +5246,8 @@
       <w:tblPr/>
       <w:tcPr>
         <w:tcBorders>
-          <w:tl2br w:val="none" w:color="auto" w:sz="0" w:space="0"/>
-          <w:tr2bl w:val="none" w:color="auto" w:sz="0" w:space="0"/>
+          <w:tl2br w:val="none" w:sz="0" w:space="0" w:color="auto"/>
+          <w:tr2bl w:val="none" w:sz="0" w:space="0" w:color="auto"/>
         </w:tcBorders>
       </w:tcPr>
     </w:tblStylePr>
@@ -5124,8 +5259,8 @@
       <w:tblPr/>
       <w:tcPr>
         <w:tcBorders>
-          <w:tl2br w:val="none" w:color="auto" w:sz="0" w:space="0"/>
-          <w:tr2bl w:val="none" w:color="auto" w:sz="0" w:space="0"/>
+          <w:tl2br w:val="none" w:sz="0" w:space="0" w:color="auto"/>
+          <w:tr2bl w:val="none" w:sz="0" w:space="0" w:color="auto"/>
         </w:tcBorders>
       </w:tcPr>
     </w:tblStylePr>
@@ -5136,8 +5271,8 @@
       <w:tblPr/>
       <w:tcPr>
         <w:tcBorders>
-          <w:tl2br w:val="none" w:color="auto" w:sz="0" w:space="0"/>
-          <w:tr2bl w:val="none" w:color="auto" w:sz="0" w:space="0"/>
+          <w:tl2br w:val="none" w:sz="0" w:space="0" w:color="auto"/>
+          <w:tr2bl w:val="none" w:sz="0" w:space="0" w:color="auto"/>
         </w:tcBorders>
         <w:shd w:val="pct20" w:color="000000" w:fill="FFFFFF"/>
       </w:tcPr>
@@ -5146,8 +5281,8 @@
       <w:tblPr/>
       <w:tcPr>
         <w:tcBorders>
-          <w:tl2br w:val="none" w:color="auto" w:sz="0" w:space="0"/>
-          <w:tr2bl w:val="none" w:color="auto" w:sz="0" w:space="0"/>
+          <w:tl2br w:val="none" w:sz="0" w:space="0" w:color="auto"/>
+          <w:tr2bl w:val="none" w:sz="0" w:space="0" w:color="auto"/>
         </w:tcBorders>
         <w:shd w:val="pct25" w:color="FFFF00" w:fill="FFFFFF"/>
       </w:tcPr>
@@ -5164,11 +5299,11 @@
     <w:tblPr>
       <w:tblStyleRowBandSize w:val="1"/>
       <w:tblBorders>
-        <w:top w:val="single" w:color="000000" w:sz="6" w:space="0"/>
-        <w:left w:val="single" w:color="000000" w:sz="6" w:space="0"/>
-        <w:bottom w:val="single" w:color="000000" w:sz="6" w:space="0"/>
-        <w:right w:val="single" w:color="000000" w:sz="6" w:space="0"/>
-        <w:insideV w:val="single" w:color="000000" w:sz="6" w:space="0"/>
+        <w:top w:val="single" w:sz="6" w:space="0" w:color="000000"/>
+        <w:left w:val="single" w:sz="6" w:space="0" w:color="000000"/>
+        <w:bottom w:val="single" w:sz="6" w:space="0" w:color="000000"/>
+        <w:right w:val="single" w:sz="6" w:space="0" w:color="000000"/>
+        <w:insideV w:val="single" w:sz="6" w:space="0" w:color="000000"/>
       </w:tblBorders>
     </w:tblPr>
     <w:tblStylePr w:type="firstRow">
@@ -5181,9 +5316,9 @@
       <w:tblPr/>
       <w:tcPr>
         <w:tcBorders>
-          <w:bottom w:val="single" w:color="000000" w:sz="6" w:space="0"/>
-          <w:tl2br w:val="none" w:color="auto" w:sz="0" w:space="0"/>
-          <w:tr2bl w:val="none" w:color="auto" w:sz="0" w:space="0"/>
+          <w:bottom w:val="single" w:sz="6" w:space="0" w:color="000000"/>
+          <w:tl2br w:val="none" w:sz="0" w:space="0" w:color="auto"/>
+          <w:tr2bl w:val="none" w:sz="0" w:space="0" w:color="auto"/>
         </w:tcBorders>
         <w:shd w:val="solid" w:color="FFFF00" w:fill="FFFFFF"/>
       </w:tcPr>
@@ -5196,9 +5331,9 @@
       <w:tblPr/>
       <w:tcPr>
         <w:tcBorders>
-          <w:top w:val="single" w:color="000000" w:sz="6" w:space="0"/>
-          <w:tl2br w:val="none" w:color="auto" w:sz="0" w:space="0"/>
-          <w:tr2bl w:val="none" w:color="auto" w:sz="0" w:space="0"/>
+          <w:top w:val="single" w:sz="6" w:space="0" w:color="000000"/>
+          <w:tl2br w:val="none" w:sz="0" w:space="0" w:color="auto"/>
+          <w:tr2bl w:val="none" w:sz="0" w:space="0" w:color="auto"/>
         </w:tcBorders>
       </w:tcPr>
     </w:tblStylePr>
@@ -5210,8 +5345,8 @@
       <w:tblPr/>
       <w:tcPr>
         <w:tcBorders>
-          <w:tl2br w:val="none" w:color="auto" w:sz="0" w:space="0"/>
-          <w:tr2bl w:val="none" w:color="auto" w:sz="0" w:space="0"/>
+          <w:tl2br w:val="none" w:sz="0" w:space="0" w:color="auto"/>
+          <w:tr2bl w:val="none" w:sz="0" w:space="0" w:color="auto"/>
         </w:tcBorders>
       </w:tcPr>
     </w:tblStylePr>
@@ -5223,8 +5358,8 @@
       <w:tblPr/>
       <w:tcPr>
         <w:tcBorders>
-          <w:tl2br w:val="none" w:color="auto" w:sz="0" w:space="0"/>
-          <w:tr2bl w:val="none" w:color="auto" w:sz="0" w:space="0"/>
+          <w:tl2br w:val="none" w:sz="0" w:space="0" w:color="auto"/>
+          <w:tr2bl w:val="none" w:sz="0" w:space="0" w:color="auto"/>
         </w:tcBorders>
       </w:tcPr>
     </w:tblStylePr>
@@ -5235,8 +5370,8 @@
       <w:tblPr/>
       <w:tcPr>
         <w:tcBorders>
-          <w:tl2br w:val="none" w:color="auto" w:sz="0" w:space="0"/>
-          <w:tr2bl w:val="none" w:color="auto" w:sz="0" w:space="0"/>
+          <w:tl2br w:val="none" w:sz="0" w:space="0" w:color="auto"/>
+          <w:tr2bl w:val="none" w:sz="0" w:space="0" w:color="auto"/>
         </w:tcBorders>
         <w:shd w:val="pct25" w:color="FFFF00" w:fill="FFFFFF"/>
       </w:tcPr>
@@ -5245,8 +5380,8 @@
       <w:tblPr/>
       <w:tcPr>
         <w:tcBorders>
-          <w:tl2br w:val="none" w:color="auto" w:sz="0" w:space="0"/>
-          <w:tr2bl w:val="none" w:color="auto" w:sz="0" w:space="0"/>
+          <w:tl2br w:val="none" w:sz="0" w:space="0" w:color="auto"/>
+          <w:tr2bl w:val="none" w:sz="0" w:space="0" w:color="auto"/>
         </w:tcBorders>
         <w:shd w:val="pct50" w:color="FF0000" w:fill="FFFFFF"/>
       </w:tcPr>
@@ -5262,12 +5397,12 @@
     </w:pPr>
     <w:tblPr>
       <w:tblBorders>
-        <w:top w:val="single" w:color="000000" w:sz="6" w:space="0"/>
-        <w:left w:val="single" w:color="000000" w:sz="6" w:space="0"/>
-        <w:bottom w:val="single" w:color="000000" w:sz="6" w:space="0"/>
-        <w:right w:val="single" w:color="000000" w:sz="6" w:space="0"/>
-        <w:insideH w:val="single" w:color="000000" w:sz="6" w:space="0"/>
-        <w:insideV w:val="single" w:color="000000" w:sz="6" w:space="0"/>
+        <w:top w:val="single" w:sz="6" w:space="0" w:color="000000"/>
+        <w:left w:val="single" w:sz="6" w:space="0" w:color="000000"/>
+        <w:bottom w:val="single" w:sz="6" w:space="0" w:color="000000"/>
+        <w:right w:val="single" w:sz="6" w:space="0" w:color="000000"/>
+        <w:insideH w:val="single" w:sz="6" w:space="0" w:color="000000"/>
+        <w:insideV w:val="single" w:sz="6" w:space="0" w:color="000000"/>
       </w:tblBorders>
     </w:tblPr>
     <w:tcPr>
@@ -5282,8 +5417,8 @@
       <w:tblPr/>
       <w:tcPr>
         <w:tcBorders>
-          <w:tl2br w:val="none" w:color="auto" w:sz="0" w:space="0"/>
-          <w:tr2bl w:val="none" w:color="auto" w:sz="0" w:space="0"/>
+          <w:tl2br w:val="none" w:sz="0" w:space="0" w:color="auto"/>
+          <w:tr2bl w:val="none" w:sz="0" w:space="0" w:color="auto"/>
         </w:tcBorders>
         <w:shd w:val="solid" w:color="000000" w:fill="FFFFFF"/>
       </w:tcPr>
@@ -5299,29 +5434,29 @@
     </w:pPr>
     <w:tblPr>
       <w:tblBorders>
-        <w:top w:val="single" w:color="auto" w:sz="4" w:space="0"/>
-        <w:left w:val="single" w:color="auto" w:sz="4" w:space="0"/>
-        <w:bottom w:val="single" w:color="auto" w:sz="4" w:space="0"/>
-        <w:right w:val="single" w:color="auto" w:sz="4" w:space="0"/>
-        <w:insideH w:val="single" w:color="auto" w:sz="4" w:space="0"/>
-        <w:insideV w:val="single" w:color="auto" w:sz="4" w:space="0"/>
+        <w:top w:val="single" w:sz="4" w:space="0" w:color="auto"/>
+        <w:left w:val="single" w:sz="4" w:space="0" w:color="auto"/>
+        <w:bottom w:val="single" w:sz="4" w:space="0" w:color="auto"/>
+        <w:right w:val="single" w:sz="4" w:space="0" w:color="auto"/>
+        <w:insideH w:val="single" w:sz="4" w:space="0" w:color="auto"/>
+        <w:insideV w:val="single" w:sz="4" w:space="0" w:color="auto"/>
       </w:tblBorders>
     </w:tblPr>
   </w:style>
-  <w:style w:type="paragraph" w:styleId="TableTitle" w:customStyle="1">
+  <w:style w:type="paragraph" w:customStyle="1" w:styleId="TableTitle">
     <w:name w:val="TableTitle"/>
     <w:basedOn w:val="Standard"/>
     <w:rsid w:val="00AD27D0"/>
     <w:pPr>
       <w:pBdr>
-        <w:bottom w:val="single" w:color="auto" w:sz="6" w:space="1"/>
+        <w:bottom w:val="single" w:sz="6" w:space="1" w:color="auto"/>
       </w:pBdr>
     </w:pPr>
     <w:rPr>
       <w:b/>
     </w:rPr>
   </w:style>
-  <w:style w:type="paragraph" w:styleId="Filename" w:customStyle="1">
+  <w:style w:type="paragraph" w:customStyle="1" w:styleId="Filename">
     <w:name w:val="Filename"/>
     <w:basedOn w:val="Standard"/>
     <w:rsid w:val="0010532D"/>
@@ -5345,13 +5480,13 @@
       <w:color w:val="858585" w:themeColor="accent5"/>
     </w:rPr>
   </w:style>
-  <w:style w:type="character" w:styleId="KopfzeileZchn" w:customStyle="1">
+  <w:style w:type="character" w:customStyle="1" w:styleId="KopfzeileZchn">
     <w:name w:val="Kopfzeile Zchn"/>
     <w:basedOn w:val="Absatz-Standardschriftart"/>
     <w:link w:val="Kopfzeile"/>
     <w:rsid w:val="00AD56C4"/>
   </w:style>
-  <w:style w:type="table" w:styleId="Tabellenraster3" w:customStyle="1">
+  <w:style w:type="table" w:customStyle="1" w:styleId="Tabellenraster3">
     <w:name w:val="Tabellenraster3"/>
     <w:basedOn w:val="NormaleTabelle"/>
     <w:next w:val="Tabellenraster"/>
@@ -5363,16 +5498,16 @@
     </w:rPr>
     <w:tblPr>
       <w:tblBorders>
-        <w:top w:val="single" w:color="auto" w:sz="4" w:space="0"/>
-        <w:left w:val="single" w:color="auto" w:sz="4" w:space="0"/>
-        <w:bottom w:val="single" w:color="auto" w:sz="4" w:space="0"/>
-        <w:right w:val="single" w:color="auto" w:sz="4" w:space="0"/>
-        <w:insideH w:val="single" w:color="auto" w:sz="4" w:space="0"/>
-        <w:insideV w:val="single" w:color="auto" w:sz="4" w:space="0"/>
+        <w:top w:val="single" w:sz="4" w:space="0" w:color="auto"/>
+        <w:left w:val="single" w:sz="4" w:space="0" w:color="auto"/>
+        <w:bottom w:val="single" w:sz="4" w:space="0" w:color="auto"/>
+        <w:right w:val="single" w:sz="4" w:space="0" w:color="auto"/>
+        <w:insideH w:val="single" w:sz="4" w:space="0" w:color="auto"/>
+        <w:insideV w:val="single" w:sz="4" w:space="0" w:color="auto"/>
       </w:tblBorders>
     </w:tblPr>
   </w:style>
-  <w:style w:type="character" w:styleId="FuzeileZchn" w:customStyle="1">
+  <w:style w:type="character" w:customStyle="1" w:styleId="FuzeileZchn">
     <w:name w:val="Fußzeile Zchn"/>
     <w:basedOn w:val="Absatz-Standardschriftart"/>
     <w:link w:val="Fuzeile"/>
@@ -5401,11 +5536,20 @@
       <w:shd w:val="clear" w:color="auto" w:fill="E1DFDD"/>
     </w:rPr>
   </w:style>
+  <w:style w:type="character" w:styleId="BesuchterLink">
+    <w:name w:val="FollowedHyperlink"/>
+    <w:basedOn w:val="Absatz-Standardschriftart"/>
+    <w:rsid w:val="00F56DA0"/>
+    <w:rPr>
+      <w:color w:val="333333" w:themeColor="followedHyperlink"/>
+      <w:u w:val="single"/>
+    </w:rPr>
+  </w:style>
 </w:styles>
 </file>
 
 <file path=word/theme/theme1.xml><?xml version="1.0" encoding="utf-8"?>
-<a:theme xmlns:a="http://schemas.openxmlformats.org/drawingml/2006/main" xmlns:thm15="http://schemas.microsoft.com/office/thememl/2012/main" name="Swisscom">
+<a:theme xmlns:a="http://schemas.openxmlformats.org/drawingml/2006/main" name="Swisscom">
   <a:themeElements>
     <a:clrScheme name="SWISSCOM">
       <a:dk1>
@@ -5758,15 +5902,6 @@
 </file>
 
 <file path=customXml/item3.xml><?xml version="1.0" encoding="utf-8"?>
-<?mso-contentType ?>
-<FormTemplates xmlns="http://schemas.microsoft.com/sharepoint/v3/contenttype/forms">
-  <Display>DocumentLibraryForm</Display>
-  <Edit>DocumentLibraryForm</Edit>
-  <New>DocumentLibraryForm</New>
-</FormTemplates>
-</file>
-
-<file path=customXml/item4.xml><?xml version="1.0" encoding="utf-8"?>
 <ct:contentTypeSchema xmlns:ct="http://schemas.microsoft.com/office/2006/metadata/contentType" xmlns:ma="http://schemas.microsoft.com/office/2006/metadata/properties/metaAttributes" ct:_="" ma:_="" ma:contentTypeName="Dokument" ma:contentTypeID="0x010100C8ACAE27791E834DA13FA1561976FA37" ma:contentTypeVersion="25" ma:contentTypeDescription="Ein neues Dokument erstellen." ma:contentTypeScope="" ma:versionID="4154b6e5c13a7b2d001e33d5e8a197c3">
   <xsd:schema xmlns:xsd="http://www.w3.org/2001/XMLSchema" xmlns:xs="http://www.w3.org/2001/XMLSchema" xmlns:p="http://schemas.microsoft.com/office/2006/metadata/properties" xmlns:ns2="99c67f46-2d6a-4af1-8445-54a4e5714874" xmlns:ns3="ef77364e-21fb-4f13-a1ed-9d52a3acb5ae" targetNamespace="http://schemas.microsoft.com/office/2006/metadata/properties" ma:root="true" ma:fieldsID="851d9fa0b93ecd498d8b7d813f6877bd" ns2:_="" ns3:_="">
     <xsd:import namespace="99c67f46-2d6a-4af1-8445-54a4e5714874"/>
@@ -6107,6 +6242,15 @@
 </ct:contentTypeSchema>
 </file>
 
+<file path=customXml/item4.xml><?xml version="1.0" encoding="utf-8"?>
+<?mso-contentType ?>
+<FormTemplates xmlns="http://schemas.microsoft.com/sharepoint/v3/contenttype/forms">
+  <Display>DocumentLibraryForm</Display>
+  <Edit>DocumentLibraryForm</Edit>
+  <New>DocumentLibraryForm</New>
+</FormTemplates>
+</file>
+
 <file path=customXml/itemProps1.xml><?xml version="1.0" encoding="utf-8"?>
 <ds:datastoreItem xmlns:ds="http://schemas.openxmlformats.org/officeDocument/2006/customXml" ds:itemID="{55AF091B-3C7A-41E3-B477-F2FDAA23CFDA}">
   <ds:schemaRefs>
@@ -6118,29 +6262,15 @@
 <file path=customXml/itemProps2.xml><?xml version="1.0" encoding="utf-8"?>
 <ds:datastoreItem xmlns:ds="http://schemas.openxmlformats.org/officeDocument/2006/customXml" ds:itemID="{3F20A7C1-7F7F-4506-9BED-F8B45002CEF7}">
   <ds:schemaRefs>
-    <ds:schemaRef ds:uri="http://www.w3.org/XML/1998/namespace"/>
-    <ds:schemaRef ds:uri="http://purl.org/dc/terms/"/>
-    <ds:schemaRef ds:uri="http://purl.org/dc/dcmitype/"/>
-    <ds:schemaRef ds:uri="http://schemas.microsoft.com/office/2006/documentManagement/types"/>
-    <ds:schemaRef ds:uri="http://purl.org/dc/elements/1.1/"/>
+    <ds:schemaRef ds:uri="http://schemas.microsoft.com/office/2006/metadata/properties"/>
     <ds:schemaRef ds:uri="http://schemas.microsoft.com/office/infopath/2007/PartnerControls"/>
     <ds:schemaRef ds:uri="99c67f46-2d6a-4af1-8445-54a4e5714874"/>
-    <ds:schemaRef ds:uri="http://schemas.openxmlformats.org/package/2006/metadata/core-properties"/>
     <ds:schemaRef ds:uri="ef77364e-21fb-4f13-a1ed-9d52a3acb5ae"/>
-    <ds:schemaRef ds:uri="http://schemas.microsoft.com/office/2006/metadata/properties"/>
   </ds:schemaRefs>
 </ds:datastoreItem>
 </file>
 
 <file path=customXml/itemProps3.xml><?xml version="1.0" encoding="utf-8"?>
-<ds:datastoreItem xmlns:ds="http://schemas.openxmlformats.org/officeDocument/2006/customXml" ds:itemID="{80DEFEBE-3550-484F-B744-E4FA4B70838F}">
-  <ds:schemaRefs>
-    <ds:schemaRef ds:uri="http://schemas.microsoft.com/sharepoint/v3/contenttype/forms"/>
-  </ds:schemaRefs>
-</ds:datastoreItem>
-</file>
-
-<file path=customXml/itemProps4.xml><?xml version="1.0" encoding="utf-8"?>
 <ds:datastoreItem xmlns:ds="http://schemas.openxmlformats.org/officeDocument/2006/customXml" ds:itemID="{07A45B22-F727-4422-866F-42195DAF87B0}">
   <ds:schemaRefs>
     <ds:schemaRef ds:uri="http://schemas.microsoft.com/office/2006/metadata/contentType"/>
@@ -6159,6 +6289,14 @@
 </ds:datastoreItem>
 </file>
 
+<file path=customXml/itemProps4.xml><?xml version="1.0" encoding="utf-8"?>
+<ds:datastoreItem xmlns:ds="http://schemas.openxmlformats.org/officeDocument/2006/customXml" ds:itemID="{80DEFEBE-3550-484F-B744-E4FA4B70838F}">
+  <ds:schemaRefs>
+    <ds:schemaRef ds:uri="http://schemas.microsoft.com/sharepoint/v3/contenttype/forms"/>
+  </ds:schemaRefs>
+</ds:datastoreItem>
+</file>
+
 <file path=docMetadata/LabelInfo.xml><?xml version="1.0" encoding="utf-8"?>
 <clbl:labelList xmlns:clbl="http://schemas.microsoft.com/office/2020/mipLabelMetadata">
   <clbl:label id="{2e1fccfb-80ca-4fe1-a574-1516544edb53}" enabled="1" method="Standard" siteId="{364e5b87-c1c7-420d-9bee-c35d19b557a1}" removed="0"/>
